--- a/Exercises/Exercises Metataxonomy.docx
+++ b/Exercises/Exercises Metataxonomy.docx
@@ -1,6 +1,6 @@
 
 <file path=word/document.xml><?xml version="1.0" encoding="utf-8"?>
-<w:document xmlns:wpc="http://schemas.microsoft.com/office/word/2010/wordprocessingCanvas" xmlns:cx="http://schemas.microsoft.com/office/drawing/2014/chartex" xmlns:cx1="http://schemas.microsoft.com/office/drawing/2015/9/8/chartex" xmlns:cx2="http://schemas.microsoft.com/office/drawing/2015/10/21/chartex" xmlns:cx3="http://schemas.microsoft.com/office/drawing/2016/5/9/chartex" xmlns:cx4="http://schemas.microsoft.com/office/drawing/2016/5/10/chartex" xmlns:cx5="http://schemas.microsoft.com/office/drawing/2016/5/11/chartex" xmlns:cx6="http://schemas.microsoft.com/office/drawing/2016/5/12/chartex" xmlns:cx7="http://schemas.microsoft.com/office/drawing/2016/5/13/chartex" xmlns:cx8="http://schemas.microsoft.com/office/drawing/2016/5/14/chartex" xmlns:mc="http://schemas.openxmlformats.org/markup-compatibility/2006" xmlns:aink="http://schemas.microsoft.com/office/drawing/2016/ink" xmlns:am3d="http://schemas.microsoft.com/office/drawing/2017/model3d" xmlns:o="urn:schemas-microsoft-com:office:office" xmlns:oel="http://schemas.microsoft.com/office/2019/extlst" xmlns:r="http://schemas.openxmlformats.org/officeDocument/2006/relationships" xmlns:m="http://schemas.openxmlformats.org/officeDocument/2006/math" xmlns:v="urn:schemas-microsoft-com:vml" xmlns:wp14="http://schemas.microsoft.com/office/word/2010/wordprocessingDrawing" xmlns:wp="http://schemas.openxmlformats.org/drawingml/2006/wordprocessingDrawing" xmlns:w10="urn:schemas-microsoft-com:office:word" xmlns:w="http://schemas.openxmlformats.org/wordprocessingml/2006/main" xmlns:w14="http://schemas.microsoft.com/office/word/2010/wordml" xmlns:w15="http://schemas.microsoft.com/office/word/2012/wordml" xmlns:w16cex="http://schemas.microsoft.com/office/word/2018/wordml/cex" xmlns:w16cid="http://schemas.microsoft.com/office/word/2016/wordml/cid" xmlns:w16="http://schemas.microsoft.com/office/word/2018/wordml" xmlns:w16du="http://schemas.microsoft.com/office/word/2023/wordml/word16du" xmlns:w16sdtdh="http://schemas.microsoft.com/office/word/2020/wordml/sdtdatahash" xmlns:w16se="http://schemas.microsoft.com/office/word/2015/wordml/symex" xmlns:wpg="http://schemas.microsoft.com/office/word/2010/wordprocessingGroup" xmlns:wpi="http://schemas.microsoft.com/office/word/2010/wordprocessingInk" xmlns:wne="http://schemas.microsoft.com/office/word/2006/wordml" xmlns:wps="http://schemas.microsoft.com/office/word/2010/wordprocessingShape" mc:Ignorable="w14 w15 w16se w16cid w16 w16cex w16sdtdh w16du wp14">
+<w:document xmlns:wpc="http://schemas.microsoft.com/office/word/2010/wordprocessingCanvas" xmlns:cx="http://schemas.microsoft.com/office/drawing/2014/chartex" xmlns:cx1="http://schemas.microsoft.com/office/drawing/2015/9/8/chartex" xmlns:cx2="http://schemas.microsoft.com/office/drawing/2015/10/21/chartex" xmlns:cx3="http://schemas.microsoft.com/office/drawing/2016/5/9/chartex" xmlns:cx4="http://schemas.microsoft.com/office/drawing/2016/5/10/chartex" xmlns:cx5="http://schemas.microsoft.com/office/drawing/2016/5/11/chartex" xmlns:cx6="http://schemas.microsoft.com/office/drawing/2016/5/12/chartex" xmlns:cx7="http://schemas.microsoft.com/office/drawing/2016/5/13/chartex" xmlns:cx8="http://schemas.microsoft.com/office/drawing/2016/5/14/chartex" xmlns:mc="http://schemas.openxmlformats.org/markup-compatibility/2006" xmlns:aink="http://schemas.microsoft.com/office/drawing/2016/ink" xmlns:am3d="http://schemas.microsoft.com/office/drawing/2017/model3d" xmlns:o="urn:schemas-microsoft-com:office:office" xmlns:oel="http://schemas.microsoft.com/office/2019/extlst" xmlns:r="http://schemas.openxmlformats.org/officeDocument/2006/relationships" xmlns:m="http://schemas.openxmlformats.org/officeDocument/2006/math" xmlns:v="urn:schemas-microsoft-com:vml" xmlns:wp14="http://schemas.microsoft.com/office/word/2010/wordprocessingDrawing" xmlns:wp="http://schemas.openxmlformats.org/drawingml/2006/wordprocessingDrawing" xmlns:w10="urn:schemas-microsoft-com:office:word" xmlns:w="http://schemas.openxmlformats.org/wordprocessingml/2006/main" xmlns:w14="http://schemas.microsoft.com/office/word/2010/wordml" xmlns:w15="http://schemas.microsoft.com/office/word/2012/wordml" xmlns:w16cex="http://schemas.microsoft.com/office/word/2018/wordml/cex" xmlns:w16cid="http://schemas.microsoft.com/office/word/2016/wordml/cid" xmlns:w16="http://schemas.microsoft.com/office/word/2018/wordml" xmlns:w16du="http://schemas.microsoft.com/office/word/2023/wordml/word16du" xmlns:w16sdtdh="http://schemas.microsoft.com/office/word/2020/wordml/sdtdatahash" xmlns:w16sdtfl="http://schemas.microsoft.com/office/word/2024/wordml/sdtformatlock" xmlns:w16se="http://schemas.microsoft.com/office/word/2015/wordml/symex" xmlns:wpg="http://schemas.microsoft.com/office/word/2010/wordprocessingGroup" xmlns:wpi="http://schemas.microsoft.com/office/word/2010/wordprocessingInk" xmlns:wne="http://schemas.microsoft.com/office/word/2006/wordml" xmlns:wps="http://schemas.microsoft.com/office/word/2010/wordprocessingShape" mc:Ignorable="w14 w15 w16se w16cid w16 w16cex w16sdtdh w16sdtfl w16du wp14">
   <w:body>
     <w:p>
       <w:pPr>
@@ -71,16 +71,79 @@
           <w:sz w:val="36"/>
           <w:lang w:val="en-US"/>
         </w:rPr>
-        <w:t xml:space="preserve">Day </w:t>
-      </w:r>
-      <w:r>
-        <w:rPr>
-          <w:b/>
-          <w:sz w:val="36"/>
-          <w:lang w:val="en-US"/>
-        </w:rPr>
-        <w:t>4</w:t>
-      </w:r>
+        <w:t>Classification</w:t>
+      </w:r>
+    </w:p>
+    <w:p>
+      <w:pPr>
+        <w:spacing w:line="360" w:lineRule="auto"/>
+        <w:rPr>
+          <w:bCs/>
+          <w:sz w:val="24"/>
+          <w:szCs w:val="24"/>
+          <w:lang w:val="en-US"/>
+        </w:rPr>
+      </w:pPr>
+      <w:r>
+        <w:rPr>
+          <w:bCs/>
+          <w:sz w:val="24"/>
+          <w:szCs w:val="24"/>
+          <w:lang w:val="en-US"/>
+        </w:rPr>
+        <w:t xml:space="preserve">Today we do metataxonomic classification of microbiomes using a widely applied method, namely 16S sequencing. We will not have time to dig into the details, since we are using a new language and I have instead made the exercises </w:t>
+      </w:r>
+      <w:proofErr w:type="gramStart"/>
+      <w:r>
+        <w:rPr>
+          <w:bCs/>
+          <w:sz w:val="24"/>
+          <w:szCs w:val="24"/>
+          <w:lang w:val="en-US"/>
+        </w:rPr>
+        <w:t>fairly easy</w:t>
+      </w:r>
+      <w:proofErr w:type="gramEnd"/>
+      <w:r>
+        <w:rPr>
+          <w:bCs/>
+          <w:sz w:val="24"/>
+          <w:szCs w:val="24"/>
+          <w:lang w:val="en-US"/>
+        </w:rPr>
+        <w:t xml:space="preserve"> </w:t>
+      </w:r>
+      <w:proofErr w:type="gramStart"/>
+      <w:r>
+        <w:rPr>
+          <w:bCs/>
+          <w:sz w:val="24"/>
+          <w:szCs w:val="24"/>
+          <w:lang w:val="en-US"/>
+        </w:rPr>
+        <w:t>in order for</w:t>
+      </w:r>
+      <w:proofErr w:type="gramEnd"/>
+      <w:r>
+        <w:rPr>
+          <w:bCs/>
+          <w:sz w:val="24"/>
+          <w:szCs w:val="24"/>
+          <w:lang w:val="en-US"/>
+        </w:rPr>
+        <w:t xml:space="preserve"> you to be able to analyze the data from start to finish. Much of the exercises will simply be executing commands and then reflecting on the output rather than coding yourself.</w:t>
+      </w:r>
+    </w:p>
+    <w:p>
+      <w:pPr>
+        <w:spacing w:line="360" w:lineRule="auto"/>
+        <w:rPr>
+          <w:b/>
+          <w:sz w:val="24"/>
+          <w:szCs w:val="24"/>
+          <w:lang w:val="en-US"/>
+        </w:rPr>
+      </w:pPr>
     </w:p>
     <w:p>
       <w:pPr>
@@ -545,6 +608,7 @@
         <w:rPr>
           <w:noProof/>
         </w:rPr>
+        <w:lastRenderedPageBreak/>
         <w:drawing>
           <wp:inline distT="0" distB="0" distL="0" distR="0" wp14:anchorId="6D91CF2A" wp14:editId="2F1C9295">
             <wp:extent cx="1339215" cy="498764"/>
@@ -760,7 +824,6 @@
           <w:szCs w:val="24"/>
           <w:lang w:val="en-US"/>
         </w:rPr>
-        <w:lastRenderedPageBreak/>
         <w:t xml:space="preserve">Everything must be </w:t>
       </w:r>
       <w:r>
@@ -1488,7 +1551,6 @@
           <w:szCs w:val="18"/>
           <w:lang w:val="en-US"/>
         </w:rPr>
-        <w:lastRenderedPageBreak/>
         <w:t>download.file</w:t>
       </w:r>
       <w:proofErr w:type="spellEnd"/>
@@ -1523,9 +1585,9 @@
           <w:szCs w:val="18"/>
           <w:lang w:val="en-US"/>
         </w:rPr>
-        <w:t xml:space="preserve">   = "https://github.com/mikaells/SlovSchool2024/raw/main/Metataxonomics/Biofilm.zip",  </w:t>
-      </w:r>
-      <w:proofErr w:type="spellStart"/>
+        <w:t xml:space="preserve">   = "https://github.com/mikaells/SlovSchool2024/raw/main/Metataxonomics/Biofilm.zip</w:t>
+      </w:r>
+      <w:proofErr w:type="gramStart"/>
       <w:r>
         <w:rPr>
           <w:b/>
@@ -1534,9 +1596,9 @@
           <w:szCs w:val="18"/>
           <w:lang w:val="en-US"/>
         </w:rPr>
-        <w:t>destfile</w:t>
-      </w:r>
-      <w:proofErr w:type="spellEnd"/>
+        <w:t xml:space="preserve">",  </w:t>
+      </w:r>
+      <w:proofErr w:type="spellStart"/>
       <w:r>
         <w:rPr>
           <w:b/>
@@ -1545,12 +1607,11 @@
           <w:szCs w:val="18"/>
           <w:lang w:val="en-US"/>
         </w:rPr>
-        <w:t xml:space="preserve"> = "Biofilm.zip")</w:t>
-      </w:r>
-    </w:p>
-    <w:p>
-      <w:pPr>
-        <w:spacing w:line="360" w:lineRule="auto"/>
+        <w:t>destfile</w:t>
+      </w:r>
+      <w:proofErr w:type="spellEnd"/>
+      <w:proofErr w:type="gramEnd"/>
+      <w:r>
         <w:rPr>
           <w:b/>
           <w:bCs/>
@@ -1558,6 +1619,19 @@
           <w:szCs w:val="18"/>
           <w:lang w:val="en-US"/>
         </w:rPr>
+        <w:t xml:space="preserve"> = "Biofilm.zip")</w:t>
+      </w:r>
+    </w:p>
+    <w:p>
+      <w:pPr>
+        <w:spacing w:line="360" w:lineRule="auto"/>
+        <w:rPr>
+          <w:b/>
+          <w:bCs/>
+          <w:sz w:val="18"/>
+          <w:szCs w:val="18"/>
+          <w:lang w:val="en-US"/>
+        </w:rPr>
       </w:pPr>
     </w:p>
     <w:p>
@@ -1595,8 +1669,18 @@
           <w:bCs/>
           <w:lang w:val="en-US"/>
         </w:rPr>
-        <w:t xml:space="preserve"> = "Biofilm.zip" )</w:t>
-      </w:r>
+        <w:t xml:space="preserve"> = "Biofilm.zip</w:t>
+      </w:r>
+      <w:proofErr w:type="gramStart"/>
+      <w:r>
+        <w:rPr>
+          <w:b/>
+          <w:bCs/>
+          <w:lang w:val="en-US"/>
+        </w:rPr>
+        <w:t>" )</w:t>
+      </w:r>
+      <w:proofErr w:type="gramEnd"/>
     </w:p>
     <w:p>
       <w:pPr>
@@ -1753,15 +1837,15 @@
           <w:szCs w:val="24"/>
           <w:lang w:val="en-US"/>
         </w:rPr>
-        <w:t>Download and o</w:t>
-      </w:r>
-      <w:r>
-        <w:rPr>
-          <w:sz w:val="24"/>
-          <w:szCs w:val="24"/>
-          <w:lang w:val="en-US"/>
-        </w:rPr>
-        <w:t xml:space="preserve">pen the DADA2.R script in R. </w:t>
+        <w:t xml:space="preserve">Download </w:t>
+      </w:r>
+      <w:r>
+        <w:rPr>
+          <w:sz w:val="24"/>
+          <w:szCs w:val="24"/>
+          <w:lang w:val="en-US"/>
+        </w:rPr>
+        <w:t xml:space="preserve">the DADA2.R script in R. </w:t>
       </w:r>
     </w:p>
     <w:p>
@@ -1775,6 +1859,7 @@
           <w:lang w:val="en-US"/>
         </w:rPr>
       </w:pPr>
+      <w:bookmarkStart w:id="0" w:name="_Hlk203106169"/>
       <w:proofErr w:type="spellStart"/>
       <w:proofErr w:type="gramStart"/>
       <w:r>
@@ -1844,21 +1929,19 @@
         <w:t xml:space="preserve"> = "DADA2.R")</w:t>
       </w:r>
     </w:p>
+    <w:bookmarkEnd w:id="0"/>
     <w:p>
       <w:pPr>
         <w:spacing w:line="360" w:lineRule="auto"/>
         <w:rPr>
           <w:b/>
           <w:bCs/>
-          <w:sz w:val="18"/>
-          <w:szCs w:val="18"/>
-          <w:lang w:val="en-US"/>
-        </w:rPr>
-      </w:pPr>
-    </w:p>
-    <w:p>
-      <w:pPr>
-        <w:spacing w:line="360" w:lineRule="auto"/>
+          <w:sz w:val="24"/>
+          <w:szCs w:val="24"/>
+          <w:lang w:val="en-US"/>
+        </w:rPr>
+      </w:pPr>
+      <w:r>
         <w:rPr>
           <w:b/>
           <w:bCs/>
@@ -1866,8 +1949,12 @@
           <w:szCs w:val="24"/>
           <w:lang w:val="en-US"/>
         </w:rPr>
-      </w:pPr>
-      <w:r>
+        <w:t>Now open it by clicking on it in the right bottom corner – it should open in your editor</w:t>
+      </w:r>
+    </w:p>
+    <w:p>
+      <w:pPr>
+        <w:spacing w:line="360" w:lineRule="auto"/>
         <w:rPr>
           <w:b/>
           <w:bCs/>
@@ -1875,10 +1962,11 @@
           <w:szCs w:val="24"/>
           <w:lang w:val="en-US"/>
         </w:rPr>
-        <w:t xml:space="preserve">The list below </w:t>
-      </w:r>
-      <w:proofErr w:type="gramStart"/>
-      <w:r>
+      </w:pPr>
+    </w:p>
+    <w:p>
+      <w:pPr>
+        <w:spacing w:line="360" w:lineRule="auto"/>
         <w:rPr>
           <w:b/>
           <w:bCs/>
@@ -1886,9 +1974,7 @@
           <w:szCs w:val="24"/>
           <w:lang w:val="en-US"/>
         </w:rPr>
-        <w:t>correspond</w:t>
-      </w:r>
-      <w:proofErr w:type="gramEnd"/>
+      </w:pPr>
       <w:r>
         <w:rPr>
           <w:b/>
@@ -1897,7 +1983,73 @@
           <w:szCs w:val="24"/>
           <w:lang w:val="en-US"/>
         </w:rPr>
-        <w:t xml:space="preserve"> to the headlines in the script</w:t>
+        <w:t xml:space="preserve">IMPORTANT! </w:t>
+      </w:r>
+      <w:r>
+        <w:rPr>
+          <w:b/>
+          <w:bCs/>
+          <w:sz w:val="24"/>
+          <w:szCs w:val="24"/>
+          <w:lang w:val="en-US"/>
+        </w:rPr>
+        <w:t xml:space="preserve">The </w:t>
+      </w:r>
+      <w:r>
+        <w:rPr>
+          <w:b/>
+          <w:bCs/>
+          <w:sz w:val="24"/>
+          <w:szCs w:val="24"/>
+          <w:lang w:val="en-US"/>
+        </w:rPr>
+        <w:t xml:space="preserve">numbers in the </w:t>
+      </w:r>
+      <w:r>
+        <w:rPr>
+          <w:b/>
+          <w:bCs/>
+          <w:sz w:val="24"/>
+          <w:szCs w:val="24"/>
+          <w:lang w:val="en-US"/>
+        </w:rPr>
+        <w:t xml:space="preserve">list below correspond to the headlines in </w:t>
+      </w:r>
+      <w:r>
+        <w:rPr>
+          <w:sz w:val="24"/>
+          <w:szCs w:val="24"/>
+          <w:lang w:val="en-US"/>
+        </w:rPr>
+        <w:t xml:space="preserve">the </w:t>
+      </w:r>
+      <w:r>
+        <w:rPr>
+          <w:sz w:val="24"/>
+          <w:szCs w:val="24"/>
+          <w:lang w:val="en-US"/>
+        </w:rPr>
+        <w:t>DADA2.R</w:t>
+      </w:r>
+      <w:r>
+        <w:rPr>
+          <w:b/>
+          <w:bCs/>
+          <w:sz w:val="24"/>
+          <w:szCs w:val="24"/>
+          <w:lang w:val="en-US"/>
+        </w:rPr>
+        <w:t xml:space="preserve"> </w:t>
+      </w:r>
+      <w:r>
+        <w:rPr>
+          <w:b/>
+          <w:bCs/>
+          <w:sz w:val="24"/>
+          <w:szCs w:val="24"/>
+          <w:lang w:val="en-US"/>
+        </w:rPr>
+        <w:t>script</w:t>
       </w:r>
       <w:r>
         <w:rPr>
@@ -2023,17 +2175,9 @@
           <w:szCs w:val="24"/>
           <w:lang w:val="en-US"/>
         </w:rPr>
-        <w:t>::</w:t>
+        <w:t>::install(</w:t>
       </w:r>
       <w:proofErr w:type="gramEnd"/>
-      <w:r>
-        <w:rPr>
-          <w:sz w:val="24"/>
-          <w:szCs w:val="24"/>
-          <w:lang w:val="en-US"/>
-        </w:rPr>
-        <w:t>install(</w:t>
-      </w:r>
       <w:r>
         <w:rPr>
           <w:sz w:val="24"/>
@@ -2072,6 +2216,7 @@
           <w:szCs w:val="24"/>
           <w:lang w:val="en-US"/>
         </w:rPr>
+        <w:lastRenderedPageBreak/>
         <w:t xml:space="preserve">How do you install </w:t>
       </w:r>
       <w:proofErr w:type="spellStart"/>
@@ -2116,9 +2261,8 @@
           <w:szCs w:val="24"/>
           <w:lang w:val="en-US"/>
         </w:rPr>
-        <w:t xml:space="preserve">What text </w:t>
-      </w:r>
-      <w:proofErr w:type="gramStart"/>
+        <w:t>Remember to remove the “#” from the installation command</w:t>
+      </w:r>
       <w:r>
         <w:rPr>
           <w:color w:val="FF0000"/>
@@ -2126,9 +2270,8 @@
           <w:szCs w:val="24"/>
           <w:lang w:val="en-US"/>
         </w:rPr>
-        <w:t>to</w:t>
-      </w:r>
-      <w:proofErr w:type="gramEnd"/>
+        <w:t>!</w:t>
+      </w:r>
       <w:r>
         <w:rPr>
           <w:color w:val="FF0000"/>
@@ -2136,16 +2279,7 @@
           <w:szCs w:val="24"/>
           <w:lang w:val="en-US"/>
         </w:rPr>
-        <w:t xml:space="preserve"> you need to </w:t>
-      </w:r>
-      <w:r>
-        <w:rPr>
-          <w:color w:val="FF0000"/>
-          <w:sz w:val="24"/>
-          <w:szCs w:val="24"/>
-          <w:lang w:val="en-US"/>
-        </w:rPr>
-        <w:t>replace the “XXXX” with?</w:t>
+        <w:t xml:space="preserve"> </w:t>
       </w:r>
     </w:p>
     <w:p>
@@ -2169,7 +2303,7 @@
           <w:szCs w:val="24"/>
           <w:lang w:val="en-US"/>
         </w:rPr>
-        <w:t>Remember to remove the “#” from the installation command</w:t>
+        <w:t>Remember to read in the dada2 package!</w:t>
       </w:r>
       <w:r>
         <w:rPr>
@@ -2178,16 +2312,38 @@
           <w:szCs w:val="24"/>
           <w:lang w:val="en-US"/>
         </w:rPr>
-        <w:t>!</w:t>
-      </w:r>
-      <w:r>
-        <w:rPr>
-          <w:color w:val="FF0000"/>
-          <w:sz w:val="24"/>
-          <w:szCs w:val="24"/>
-          <w:lang w:val="en-US"/>
-        </w:rPr>
-        <w:t xml:space="preserve"> </w:t>
+        <w:t xml:space="preserve"> It is now a library and can be read as such.</w:t>
+      </w:r>
+    </w:p>
+    <w:p>
+      <w:pPr>
+        <w:pStyle w:val="ListParagraph"/>
+        <w:numPr>
+          <w:ilvl w:val="0"/>
+          <w:numId w:val="29"/>
+        </w:numPr>
+        <w:spacing w:line="360" w:lineRule="auto"/>
+        <w:rPr>
+          <w:sz w:val="24"/>
+          <w:szCs w:val="24"/>
+          <w:lang w:val="en-US"/>
+        </w:rPr>
+      </w:pPr>
+      <w:r>
+        <w:rPr>
+          <w:sz w:val="24"/>
+          <w:szCs w:val="24"/>
+          <w:lang w:val="en-US"/>
+        </w:rPr>
+        <w:t>We will first create variables which contain the paths of our files</w:t>
+      </w:r>
+      <w:r>
+        <w:rPr>
+          <w:sz w:val="24"/>
+          <w:szCs w:val="24"/>
+          <w:lang w:val="en-US"/>
+        </w:rPr>
+        <w:t>. Make sure that the variable ‘path’ contains the path of the data you just downloaded.</w:t>
       </w:r>
     </w:p>
     <w:p>
@@ -2211,8 +2367,9 @@
           <w:szCs w:val="24"/>
           <w:lang w:val="en-US"/>
         </w:rPr>
-        <w:t>Remember to read in the dada2 package!</w:t>
-      </w:r>
+        <w:t xml:space="preserve">Remember that since we are working </w:t>
+      </w:r>
+      <w:proofErr w:type="gramStart"/>
       <w:r>
         <w:rPr>
           <w:color w:val="FF0000"/>
@@ -2220,7 +2377,55 @@
           <w:szCs w:val="24"/>
           <w:lang w:val="en-US"/>
         </w:rPr>
-        <w:t xml:space="preserve"> It is now a library and can be read as such.</w:t>
+        <w:t>in</w:t>
+      </w:r>
+      <w:proofErr w:type="gramEnd"/>
+      <w:r>
+        <w:rPr>
+          <w:color w:val="FF0000"/>
+          <w:sz w:val="24"/>
+          <w:szCs w:val="24"/>
+          <w:lang w:val="en-US"/>
+        </w:rPr>
+        <w:t xml:space="preserve"> a Project, the </w:t>
+      </w:r>
+      <w:r>
+        <w:rPr>
+          <w:color w:val="FF0000"/>
+          <w:sz w:val="24"/>
+          <w:szCs w:val="24"/>
+          <w:lang w:val="en-US"/>
+        </w:rPr>
+        <w:t xml:space="preserve">folder with the files </w:t>
+      </w:r>
+      <w:proofErr w:type="gramStart"/>
+      <w:r>
+        <w:rPr>
+          <w:color w:val="FF0000"/>
+          <w:sz w:val="24"/>
+          <w:szCs w:val="24"/>
+          <w:lang w:val="en-US"/>
+        </w:rPr>
+        <w:t>are</w:t>
+      </w:r>
+      <w:proofErr w:type="gramEnd"/>
+      <w:r>
+        <w:rPr>
+          <w:color w:val="FF0000"/>
+          <w:sz w:val="24"/>
+          <w:szCs w:val="24"/>
+          <w:lang w:val="en-US"/>
+        </w:rPr>
+        <w:t xml:space="preserve"> right where you are. </w:t>
+      </w:r>
+      <w:r>
+        <w:rPr>
+          <w:color w:val="FF0000"/>
+          <w:sz w:val="24"/>
+          <w:szCs w:val="24"/>
+          <w:lang w:val="en-US"/>
+        </w:rPr>
+        <w:t>No need to make complicated paths</w:t>
       </w:r>
     </w:p>
     <w:p>
@@ -2243,15 +2448,196 @@
           <w:szCs w:val="24"/>
           <w:lang w:val="en-US"/>
         </w:rPr>
-        <w:t>We will first create variables which contain the paths of our files</w:t>
-      </w:r>
-      <w:r>
-        <w:rPr>
-          <w:sz w:val="24"/>
-          <w:szCs w:val="24"/>
-          <w:lang w:val="en-US"/>
-        </w:rPr>
-        <w:t>. Make sure that the variable ‘path’ contains the path of the data you just downloaded.</w:t>
+        <w:t xml:space="preserve">This is a tricky little set of code </w:t>
+      </w:r>
+      <w:r>
+        <w:rPr>
+          <w:sz w:val="24"/>
+          <w:szCs w:val="24"/>
+          <w:lang w:val="en-US"/>
+        </w:rPr>
+        <w:t xml:space="preserve">to get the correct paths of the individual </w:t>
+      </w:r>
+      <w:proofErr w:type="gramStart"/>
+      <w:r>
+        <w:rPr>
+          <w:sz w:val="24"/>
+          <w:szCs w:val="24"/>
+          <w:lang w:val="en-US"/>
+        </w:rPr>
+        <w:t>files, and</w:t>
+      </w:r>
+      <w:proofErr w:type="gramEnd"/>
+      <w:r>
+        <w:rPr>
+          <w:sz w:val="24"/>
+          <w:szCs w:val="24"/>
+          <w:lang w:val="en-US"/>
+        </w:rPr>
+        <w:t xml:space="preserve"> </w:t>
+      </w:r>
+      <w:r>
+        <w:rPr>
+          <w:sz w:val="24"/>
+          <w:szCs w:val="24"/>
+          <w:lang w:val="en-US"/>
+        </w:rPr>
+        <w:t>has</w:t>
+      </w:r>
+      <w:r>
+        <w:rPr>
+          <w:sz w:val="24"/>
+          <w:szCs w:val="24"/>
+          <w:lang w:val="en-US"/>
+        </w:rPr>
+        <w:t xml:space="preserve"> already been filled out.</w:t>
+      </w:r>
+    </w:p>
+    <w:p>
+      <w:pPr>
+        <w:pStyle w:val="ListParagraph"/>
+        <w:numPr>
+          <w:ilvl w:val="0"/>
+          <w:numId w:val="29"/>
+        </w:numPr>
+        <w:spacing w:line="360" w:lineRule="auto"/>
+        <w:rPr>
+          <w:sz w:val="24"/>
+          <w:szCs w:val="24"/>
+          <w:lang w:val="en-US"/>
+        </w:rPr>
+      </w:pPr>
+      <w:r>
+        <w:rPr>
+          <w:sz w:val="24"/>
+          <w:szCs w:val="24"/>
+          <w:lang w:val="en-US"/>
+        </w:rPr>
+        <w:t>Plotting quality profiles</w:t>
+      </w:r>
+      <w:r>
+        <w:rPr>
+          <w:sz w:val="24"/>
+          <w:szCs w:val="24"/>
+          <w:lang w:val="en-US"/>
+        </w:rPr>
+        <w:t>.</w:t>
+      </w:r>
+      <w:r>
+        <w:rPr>
+          <w:sz w:val="24"/>
+          <w:szCs w:val="24"/>
+          <w:lang w:val="en-US"/>
+        </w:rPr>
+        <w:t xml:space="preserve"> These plots show the average quality of each base across the </w:t>
+      </w:r>
+      <w:proofErr w:type="gramStart"/>
+      <w:r>
+        <w:rPr>
+          <w:sz w:val="24"/>
+          <w:szCs w:val="24"/>
+          <w:lang w:val="en-US"/>
+        </w:rPr>
+        <w:t>reads, and</w:t>
+      </w:r>
+      <w:proofErr w:type="gramEnd"/>
+      <w:r>
+        <w:rPr>
+          <w:sz w:val="24"/>
+          <w:szCs w:val="24"/>
+          <w:lang w:val="en-US"/>
+        </w:rPr>
+        <w:t xml:space="preserve"> </w:t>
+      </w:r>
+      <w:r>
+        <w:rPr>
+          <w:sz w:val="24"/>
+          <w:szCs w:val="24"/>
+          <w:lang w:val="en-US"/>
+        </w:rPr>
+        <w:t xml:space="preserve">are useful </w:t>
+      </w:r>
+      <w:r>
+        <w:rPr>
+          <w:sz w:val="24"/>
+          <w:szCs w:val="24"/>
+          <w:lang w:val="en-US"/>
+        </w:rPr>
+        <w:t>when</w:t>
+      </w:r>
+      <w:r>
+        <w:rPr>
+          <w:sz w:val="24"/>
+          <w:szCs w:val="24"/>
+          <w:lang w:val="en-US"/>
+        </w:rPr>
+        <w:t xml:space="preserve"> investigat</w:t>
+      </w:r>
+      <w:r>
+        <w:rPr>
+          <w:sz w:val="24"/>
+          <w:szCs w:val="24"/>
+          <w:lang w:val="en-US"/>
+        </w:rPr>
+        <w:t>ing</w:t>
+      </w:r>
+      <w:r>
+        <w:rPr>
+          <w:sz w:val="24"/>
+          <w:szCs w:val="24"/>
+          <w:lang w:val="en-US"/>
+        </w:rPr>
+        <w:t xml:space="preserve"> if something is wrong with the data and </w:t>
+      </w:r>
+      <w:r>
+        <w:rPr>
+          <w:sz w:val="24"/>
+          <w:szCs w:val="24"/>
+          <w:lang w:val="en-US"/>
+        </w:rPr>
+        <w:t xml:space="preserve">if/where sequences should be trimmed. </w:t>
+      </w:r>
+      <w:r>
+        <w:rPr>
+          <w:sz w:val="24"/>
+          <w:szCs w:val="24"/>
+          <w:lang w:val="en-US"/>
+        </w:rPr>
+        <w:t>See if you can plot the 3</w:t>
+      </w:r>
+      <w:r>
+        <w:rPr>
+          <w:sz w:val="24"/>
+          <w:szCs w:val="24"/>
+          <w:vertAlign w:val="superscript"/>
+          <w:lang w:val="en-US"/>
+        </w:rPr>
+        <w:t>rd</w:t>
+      </w:r>
+      <w:r>
+        <w:rPr>
+          <w:sz w:val="24"/>
+          <w:szCs w:val="24"/>
+          <w:lang w:val="en-US"/>
+        </w:rPr>
+        <w:t xml:space="preserve"> and 4</w:t>
+      </w:r>
+      <w:r>
+        <w:rPr>
+          <w:sz w:val="24"/>
+          <w:szCs w:val="24"/>
+          <w:vertAlign w:val="superscript"/>
+          <w:lang w:val="en-US"/>
+        </w:rPr>
+        <w:t>th</w:t>
+      </w:r>
+      <w:r>
+        <w:rPr>
+          <w:sz w:val="24"/>
+          <w:szCs w:val="24"/>
+          <w:lang w:val="en-US"/>
+        </w:rPr>
+        <w:t xml:space="preserve"> forward reads.</w:t>
       </w:r>
     </w:p>
     <w:p>
@@ -2263,6 +2649,40 @@
         </w:numPr>
         <w:spacing w:line="360" w:lineRule="auto"/>
         <w:rPr>
+          <w:color w:val="EE0000"/>
+          <w:sz w:val="24"/>
+          <w:szCs w:val="24"/>
+          <w:lang w:val="en-US"/>
+        </w:rPr>
+      </w:pPr>
+      <w:r>
+        <w:rPr>
+          <w:color w:val="EE0000"/>
+          <w:sz w:val="24"/>
+          <w:szCs w:val="24"/>
+          <w:lang w:val="en-US"/>
+        </w:rPr>
+        <w:t>W</w:t>
+      </w:r>
+      <w:r>
+        <w:rPr>
+          <w:color w:val="EE0000"/>
+          <w:sz w:val="24"/>
+          <w:szCs w:val="24"/>
+          <w:lang w:val="en-US"/>
+        </w:rPr>
+        <w:t>hat exactly does the Y-axis mean? How ‘bad’ is a score of 30 really?</w:t>
+      </w:r>
+    </w:p>
+    <w:p>
+      <w:pPr>
+        <w:pStyle w:val="ListParagraph"/>
+        <w:numPr>
+          <w:ilvl w:val="1"/>
+          <w:numId w:val="29"/>
+        </w:numPr>
+        <w:spacing w:line="360" w:lineRule="auto"/>
+        <w:rPr>
           <w:sz w:val="24"/>
           <w:szCs w:val="24"/>
           <w:lang w:val="en-US"/>
@@ -2275,9 +2695,23 @@
           <w:szCs w:val="24"/>
           <w:lang w:val="en-US"/>
         </w:rPr>
-        <w:t xml:space="preserve">Remember that since we are working </w:t>
-      </w:r>
-      <w:proofErr w:type="gramStart"/>
+        <w:t>What does 1:2 mean in the R-language?</w:t>
+      </w:r>
+    </w:p>
+    <w:p>
+      <w:pPr>
+        <w:pStyle w:val="ListParagraph"/>
+        <w:numPr>
+          <w:ilvl w:val="1"/>
+          <w:numId w:val="29"/>
+        </w:numPr>
+        <w:spacing w:line="360" w:lineRule="auto"/>
+        <w:rPr>
+          <w:sz w:val="24"/>
+          <w:szCs w:val="24"/>
+          <w:lang w:val="en-US"/>
+        </w:rPr>
+      </w:pPr>
       <w:r>
         <w:rPr>
           <w:color w:val="FF0000"/>
@@ -2285,9 +2719,8 @@
           <w:szCs w:val="24"/>
           <w:lang w:val="en-US"/>
         </w:rPr>
-        <w:t>in</w:t>
-      </w:r>
-      <w:proofErr w:type="gramEnd"/>
+        <w:t>Are forward reads of better quality than reverse reads?</w:t>
+      </w:r>
       <w:r>
         <w:rPr>
           <w:color w:val="FF0000"/>
@@ -2295,8 +2728,23 @@
           <w:szCs w:val="24"/>
           <w:lang w:val="en-US"/>
         </w:rPr>
-        <w:t xml:space="preserve"> a Project, the </w:t>
-      </w:r>
+        <w:t xml:space="preserve"> Why would they?</w:t>
+      </w:r>
+    </w:p>
+    <w:p>
+      <w:pPr>
+        <w:pStyle w:val="ListParagraph"/>
+        <w:numPr>
+          <w:ilvl w:val="1"/>
+          <w:numId w:val="29"/>
+        </w:numPr>
+        <w:spacing w:line="360" w:lineRule="auto"/>
+        <w:rPr>
+          <w:sz w:val="24"/>
+          <w:szCs w:val="24"/>
+          <w:lang w:val="en-US"/>
+        </w:rPr>
+      </w:pPr>
       <w:r>
         <w:rPr>
           <w:color w:val="FF0000"/>
@@ -2304,27 +2752,7 @@
           <w:szCs w:val="24"/>
           <w:lang w:val="en-US"/>
         </w:rPr>
-        <w:t xml:space="preserve">folder with the files </w:t>
-      </w:r>
-      <w:proofErr w:type="gramStart"/>
-      <w:r>
-        <w:rPr>
-          <w:color w:val="FF0000"/>
-          <w:sz w:val="24"/>
-          <w:szCs w:val="24"/>
-          <w:lang w:val="en-US"/>
-        </w:rPr>
-        <w:t>are</w:t>
-      </w:r>
-      <w:proofErr w:type="gramEnd"/>
-      <w:r>
-        <w:rPr>
-          <w:color w:val="FF0000"/>
-          <w:sz w:val="24"/>
-          <w:szCs w:val="24"/>
-          <w:lang w:val="en-US"/>
-        </w:rPr>
-        <w:t xml:space="preserve"> right where you are. </w:t>
+        <w:t>Should the reads be trimmed and if so, where?</w:t>
       </w:r>
     </w:p>
     <w:p>
@@ -2347,16 +2775,47 @@
           <w:szCs w:val="24"/>
           <w:lang w:val="en-US"/>
         </w:rPr>
-        <w:lastRenderedPageBreak/>
-        <w:t xml:space="preserve">This is a tricky little set of code </w:t>
-      </w:r>
-      <w:r>
-        <w:rPr>
-          <w:sz w:val="24"/>
-          <w:szCs w:val="24"/>
-          <w:lang w:val="en-US"/>
-        </w:rPr>
-        <w:t xml:space="preserve">to get the correct paths of the individual </w:t>
+        <w:t>Quality filtering and trimming</w:t>
+      </w:r>
+      <w:r>
+        <w:rPr>
+          <w:sz w:val="24"/>
+          <w:szCs w:val="24"/>
+          <w:lang w:val="en-US"/>
+        </w:rPr>
+        <w:t>.</w:t>
+      </w:r>
+      <w:r>
+        <w:rPr>
+          <w:sz w:val="24"/>
+          <w:szCs w:val="24"/>
+          <w:lang w:val="en-US"/>
+        </w:rPr>
+        <w:t xml:space="preserve"> Now we do the actual filtering</w:t>
+      </w:r>
+      <w:r>
+        <w:rPr>
+          <w:sz w:val="24"/>
+          <w:szCs w:val="24"/>
+          <w:lang w:val="en-US"/>
+        </w:rPr>
+        <w:t>, and here we write new (filtered) files to a folder called ‘filtered’ which DADA2 will create itself.</w:t>
+      </w:r>
+      <w:r>
+        <w:rPr>
+          <w:sz w:val="24"/>
+          <w:szCs w:val="24"/>
+          <w:lang w:val="en-US"/>
+        </w:rPr>
+        <w:t xml:space="preserve"> Note that we will also save</w:t>
+      </w:r>
+      <w:r>
+        <w:rPr>
+          <w:sz w:val="24"/>
+          <w:szCs w:val="24"/>
+          <w:lang w:val="en-US"/>
+        </w:rPr>
+        <w:t xml:space="preserve"> information </w:t>
       </w:r>
       <w:proofErr w:type="gramStart"/>
       <w:r>
@@ -2365,7 +2824,7 @@
           <w:szCs w:val="24"/>
           <w:lang w:val="en-US"/>
         </w:rPr>
-        <w:t>files, and</w:t>
+        <w:t>of</w:t>
       </w:r>
       <w:proofErr w:type="gramEnd"/>
       <w:r>
@@ -2376,21 +2835,145 @@
         </w:rPr>
         <w:t xml:space="preserve"> </w:t>
       </w:r>
-      <w:r>
-        <w:rPr>
-          <w:sz w:val="24"/>
-          <w:szCs w:val="24"/>
-          <w:lang w:val="en-US"/>
-        </w:rPr>
-        <w:t>has</w:t>
-      </w:r>
-      <w:r>
-        <w:rPr>
-          <w:sz w:val="24"/>
-          <w:szCs w:val="24"/>
-          <w:lang w:val="en-US"/>
-        </w:rPr>
-        <w:t xml:space="preserve"> already been filled out.</w:t>
+      <w:proofErr w:type="gramStart"/>
+      <w:r>
+        <w:rPr>
+          <w:sz w:val="24"/>
+          <w:szCs w:val="24"/>
+          <w:lang w:val="en-US"/>
+        </w:rPr>
+        <w:t>the filtering</w:t>
+      </w:r>
+      <w:proofErr w:type="gramEnd"/>
+      <w:r>
+        <w:rPr>
+          <w:sz w:val="24"/>
+          <w:szCs w:val="24"/>
+          <w:lang w:val="en-US"/>
+        </w:rPr>
+        <w:t xml:space="preserve"> in an object called ‘out’ </w:t>
+      </w:r>
+      <w:proofErr w:type="gramStart"/>
+      <w:r>
+        <w:rPr>
+          <w:sz w:val="24"/>
+          <w:szCs w:val="24"/>
+          <w:lang w:val="en-US"/>
+        </w:rPr>
+        <w:t>in order to</w:t>
+      </w:r>
+      <w:proofErr w:type="gramEnd"/>
+      <w:r>
+        <w:rPr>
+          <w:sz w:val="24"/>
+          <w:szCs w:val="24"/>
+          <w:lang w:val="en-US"/>
+        </w:rPr>
+        <w:t xml:space="preserve"> fish out the trimming statistics.</w:t>
+      </w:r>
+    </w:p>
+    <w:p>
+      <w:pPr>
+        <w:pStyle w:val="ListParagraph"/>
+        <w:numPr>
+          <w:ilvl w:val="1"/>
+          <w:numId w:val="29"/>
+        </w:numPr>
+        <w:spacing w:line="360" w:lineRule="auto"/>
+        <w:rPr>
+          <w:sz w:val="24"/>
+          <w:szCs w:val="24"/>
+          <w:lang w:val="en-US"/>
+        </w:rPr>
+      </w:pPr>
+      <w:r>
+        <w:rPr>
+          <w:color w:val="FF0000"/>
+          <w:sz w:val="24"/>
+          <w:szCs w:val="24"/>
+          <w:lang w:val="en-US"/>
+        </w:rPr>
+        <w:t xml:space="preserve">The </w:t>
+      </w:r>
+      <w:proofErr w:type="spellStart"/>
+      <w:r>
+        <w:rPr>
+          <w:color w:val="FF0000"/>
+          <w:sz w:val="24"/>
+          <w:szCs w:val="24"/>
+          <w:lang w:val="en-US"/>
+        </w:rPr>
+        <w:t>truncLen</w:t>
+      </w:r>
+      <w:proofErr w:type="spellEnd"/>
+      <w:r>
+        <w:rPr>
+          <w:color w:val="FF0000"/>
+          <w:sz w:val="24"/>
+          <w:szCs w:val="24"/>
+          <w:lang w:val="en-US"/>
+        </w:rPr>
+        <w:t xml:space="preserve"> parameter takes a vector with two values, </w:t>
+      </w:r>
+      <w:r>
+        <w:rPr>
+          <w:color w:val="FF0000"/>
+          <w:sz w:val="24"/>
+          <w:szCs w:val="24"/>
+          <w:lang w:val="en-US"/>
+        </w:rPr>
+        <w:t>i.e. the lengths of the forward and reverse reads after trimming. The forward read is fine at 240 bp, but what should the reverse be trimmed to?</w:t>
+      </w:r>
+    </w:p>
+    <w:p>
+      <w:pPr>
+        <w:pStyle w:val="ListParagraph"/>
+        <w:numPr>
+          <w:ilvl w:val="1"/>
+          <w:numId w:val="29"/>
+        </w:numPr>
+        <w:spacing w:line="360" w:lineRule="auto"/>
+        <w:rPr>
+          <w:sz w:val="24"/>
+          <w:szCs w:val="24"/>
+          <w:lang w:val="en-US"/>
+        </w:rPr>
+      </w:pPr>
+      <w:r>
+        <w:rPr>
+          <w:color w:val="FF0000"/>
+          <w:sz w:val="24"/>
+          <w:szCs w:val="24"/>
+          <w:lang w:val="en-US"/>
+        </w:rPr>
+        <w:t xml:space="preserve">Be careful with the multithreading option! </w:t>
+      </w:r>
+      <w:r>
+        <w:rPr>
+          <w:color w:val="FF0000"/>
+          <w:sz w:val="24"/>
+          <w:szCs w:val="24"/>
+          <w:lang w:val="en-US"/>
+        </w:rPr>
+        <w:t xml:space="preserve">Make sure it is </w:t>
+      </w:r>
+      <w:r>
+        <w:rPr>
+          <w:color w:val="FF0000"/>
+          <w:sz w:val="24"/>
+          <w:szCs w:val="24"/>
+          <w:lang w:val="en-US"/>
+        </w:rPr>
+        <w:t xml:space="preserve">set to </w:t>
+      </w:r>
+      <w:r>
+        <w:rPr>
+          <w:color w:val="FF0000"/>
+          <w:sz w:val="24"/>
+          <w:szCs w:val="24"/>
+          <w:lang w:val="en-US"/>
+        </w:rPr>
+        <w:t>fewer threads than your CPU has.</w:t>
       </w:r>
     </w:p>
     <w:p>
@@ -2413,65 +2996,147 @@
           <w:szCs w:val="24"/>
           <w:lang w:val="en-US"/>
         </w:rPr>
-        <w:t>Plotting quality profiles</w:t>
-      </w:r>
-      <w:r>
-        <w:rPr>
-          <w:sz w:val="24"/>
-          <w:szCs w:val="24"/>
-          <w:lang w:val="en-US"/>
-        </w:rPr>
-        <w:t xml:space="preserve">. These plots are useful to investigate if something is wrong with the data and </w:t>
-      </w:r>
-      <w:r>
-        <w:rPr>
-          <w:sz w:val="24"/>
-          <w:szCs w:val="24"/>
-          <w:lang w:val="en-US"/>
-        </w:rPr>
-        <w:t xml:space="preserve">if/where sequences should be trimmed. </w:t>
-      </w:r>
-      <w:r>
-        <w:rPr>
-          <w:sz w:val="24"/>
-          <w:szCs w:val="24"/>
-          <w:lang w:val="en-US"/>
-        </w:rPr>
-        <w:t>See if you can plot the 3</w:t>
-      </w:r>
-      <w:r>
-        <w:rPr>
-          <w:sz w:val="24"/>
-          <w:szCs w:val="24"/>
-          <w:vertAlign w:val="superscript"/>
-          <w:lang w:val="en-US"/>
-        </w:rPr>
-        <w:t>rd</w:t>
-      </w:r>
-      <w:r>
-        <w:rPr>
-          <w:sz w:val="24"/>
-          <w:szCs w:val="24"/>
-          <w:lang w:val="en-US"/>
-        </w:rPr>
-        <w:t xml:space="preserve"> and 4</w:t>
-      </w:r>
-      <w:r>
-        <w:rPr>
-          <w:sz w:val="24"/>
-          <w:szCs w:val="24"/>
-          <w:vertAlign w:val="superscript"/>
-          <w:lang w:val="en-US"/>
-        </w:rPr>
-        <w:t>th</w:t>
-      </w:r>
-      <w:r>
-        <w:rPr>
-          <w:sz w:val="24"/>
-          <w:szCs w:val="24"/>
-          <w:lang w:val="en-US"/>
-        </w:rPr>
-        <w:t xml:space="preserve"> forward reads.</w:t>
+        <w:t xml:space="preserve">Error models. </w:t>
+      </w:r>
+      <w:proofErr w:type="gramStart"/>
+      <w:r>
+        <w:rPr>
+          <w:sz w:val="24"/>
+          <w:szCs w:val="24"/>
+          <w:lang w:val="en-US"/>
+        </w:rPr>
+        <w:t>Next</w:t>
+      </w:r>
+      <w:proofErr w:type="gramEnd"/>
+      <w:r>
+        <w:rPr>
+          <w:sz w:val="24"/>
+          <w:szCs w:val="24"/>
+          <w:lang w:val="en-US"/>
+        </w:rPr>
+        <w:t xml:space="preserve"> we </w:t>
+      </w:r>
+      <w:r>
+        <w:rPr>
+          <w:sz w:val="24"/>
+          <w:szCs w:val="24"/>
+          <w:lang w:val="en-US"/>
+        </w:rPr>
+        <w:t xml:space="preserve">learn the distribution of errors in our reads, so that the DADA2 </w:t>
+      </w:r>
+      <w:r>
+        <w:rPr>
+          <w:sz w:val="24"/>
+          <w:szCs w:val="24"/>
+          <w:lang w:val="en-US"/>
+        </w:rPr>
+        <w:t>error-correction model can be s</w:t>
+      </w:r>
+      <w:r>
+        <w:rPr>
+          <w:sz w:val="24"/>
+          <w:szCs w:val="24"/>
+          <w:lang w:val="en-US"/>
+        </w:rPr>
+        <w:t>tarted.</w:t>
+      </w:r>
+      <w:r>
+        <w:rPr>
+          <w:sz w:val="24"/>
+          <w:szCs w:val="24"/>
+          <w:lang w:val="en-US"/>
+        </w:rPr>
+        <w:t xml:space="preserve"> These models are basically how </w:t>
+      </w:r>
+      <w:proofErr w:type="gramStart"/>
+      <w:r>
+        <w:rPr>
+          <w:sz w:val="24"/>
+          <w:szCs w:val="24"/>
+          <w:lang w:val="en-US"/>
+        </w:rPr>
+        <w:t>likely  one</w:t>
+      </w:r>
+      <w:proofErr w:type="gramEnd"/>
+      <w:r>
+        <w:rPr>
+          <w:sz w:val="24"/>
+          <w:szCs w:val="24"/>
+          <w:lang w:val="en-US"/>
+        </w:rPr>
+        <w:t xml:space="preserve"> base is </w:t>
+      </w:r>
+      <w:r>
+        <w:rPr>
+          <w:sz w:val="24"/>
+          <w:szCs w:val="24"/>
+          <w:lang w:val="en-US"/>
+        </w:rPr>
+        <w:t xml:space="preserve">erroneously </w:t>
+      </w:r>
+      <w:r>
+        <w:rPr>
+          <w:sz w:val="24"/>
+          <w:szCs w:val="24"/>
+          <w:lang w:val="en-US"/>
+        </w:rPr>
+        <w:t>sequenced</w:t>
+      </w:r>
+      <w:r>
+        <w:rPr>
+          <w:sz w:val="24"/>
+          <w:szCs w:val="24"/>
+          <w:lang w:val="en-US"/>
+        </w:rPr>
+        <w:t xml:space="preserve"> as</w:t>
+      </w:r>
+      <w:r>
+        <w:rPr>
+          <w:sz w:val="24"/>
+          <w:szCs w:val="24"/>
+          <w:lang w:val="en-US"/>
+        </w:rPr>
+        <w:t xml:space="preserve"> another</w:t>
+      </w:r>
+      <w:r>
+        <w:rPr>
+          <w:sz w:val="24"/>
+          <w:szCs w:val="24"/>
+          <w:lang w:val="en-US"/>
+        </w:rPr>
+        <w:t xml:space="preserve"> as a function of their qualities</w:t>
+      </w:r>
+      <w:r>
+        <w:rPr>
+          <w:sz w:val="24"/>
+          <w:szCs w:val="24"/>
+          <w:lang w:val="en-US"/>
+        </w:rPr>
+        <w:t>.</w:t>
+      </w:r>
+      <w:r>
+        <w:rPr>
+          <w:sz w:val="24"/>
+          <w:szCs w:val="24"/>
+          <w:lang w:val="en-US"/>
+        </w:rPr>
+        <w:t xml:space="preserve"> This information is then used for denoising.</w:t>
+      </w:r>
+      <w:r>
+        <w:rPr>
+          <w:sz w:val="24"/>
+          <w:szCs w:val="24"/>
+          <w:lang w:val="en-US"/>
+        </w:rPr>
+        <w:t xml:space="preserve"> Have a look at the plots</w:t>
+      </w:r>
+      <w:r>
+        <w:rPr>
+          <w:sz w:val="24"/>
+          <w:szCs w:val="24"/>
+          <w:lang w:val="en-US"/>
+        </w:rPr>
+        <w:t>.</w:t>
       </w:r>
     </w:p>
     <w:p>
@@ -2495,7 +3160,121 @@
           <w:szCs w:val="24"/>
           <w:lang w:val="en-US"/>
         </w:rPr>
-        <w:t>What does 1:2 mean in the R-language?</w:t>
+        <w:lastRenderedPageBreak/>
+        <w:t xml:space="preserve">See if you can make sense of the plots. </w:t>
+      </w:r>
+      <w:r>
+        <w:rPr>
+          <w:color w:val="FF0000"/>
+          <w:sz w:val="24"/>
+          <w:szCs w:val="24"/>
+          <w:lang w:val="en-US"/>
+        </w:rPr>
+        <w:t>Is the probability of an error highest or lowest at high quality scores?</w:t>
+      </w:r>
+    </w:p>
+    <w:p>
+      <w:pPr>
+        <w:pStyle w:val="ListParagraph"/>
+        <w:numPr>
+          <w:ilvl w:val="0"/>
+          <w:numId w:val="29"/>
+        </w:numPr>
+        <w:spacing w:line="360" w:lineRule="auto"/>
+        <w:rPr>
+          <w:sz w:val="24"/>
+          <w:szCs w:val="24"/>
+          <w:lang w:val="en-US"/>
+        </w:rPr>
+      </w:pPr>
+      <w:r>
+        <w:rPr>
+          <w:sz w:val="24"/>
+          <w:szCs w:val="24"/>
+          <w:lang w:val="en-US"/>
+        </w:rPr>
+        <w:t xml:space="preserve">Run the denoising algorithm. Here, dada2 corrects </w:t>
+      </w:r>
+      <w:r>
+        <w:rPr>
+          <w:sz w:val="24"/>
+          <w:szCs w:val="24"/>
+          <w:lang w:val="en-US"/>
+        </w:rPr>
+        <w:t>individual bases if they are likely to be incorrect</w:t>
+      </w:r>
+      <w:r>
+        <w:rPr>
+          <w:sz w:val="24"/>
+          <w:szCs w:val="24"/>
+          <w:lang w:val="en-US"/>
+        </w:rPr>
+        <w:t>, and produces corrected, or denoised, reads</w:t>
+      </w:r>
+    </w:p>
+    <w:p>
+      <w:pPr>
+        <w:pStyle w:val="ListParagraph"/>
+        <w:numPr>
+          <w:ilvl w:val="0"/>
+          <w:numId w:val="29"/>
+        </w:numPr>
+        <w:spacing w:line="360" w:lineRule="auto"/>
+        <w:rPr>
+          <w:sz w:val="24"/>
+          <w:szCs w:val="24"/>
+          <w:lang w:val="en-US"/>
+        </w:rPr>
+      </w:pPr>
+      <w:r>
+        <w:rPr>
+          <w:sz w:val="24"/>
+          <w:szCs w:val="24"/>
+          <w:lang w:val="en-US"/>
+        </w:rPr>
+        <w:t>Merge the corrected reads</w:t>
+      </w:r>
+      <w:r>
+        <w:rPr>
+          <w:sz w:val="24"/>
+          <w:szCs w:val="24"/>
+          <w:lang w:val="en-US"/>
+        </w:rPr>
+        <w:t xml:space="preserve">. Here we </w:t>
+      </w:r>
+      <w:r>
+        <w:rPr>
+          <w:sz w:val="24"/>
+          <w:szCs w:val="24"/>
+          <w:lang w:val="en-US"/>
+        </w:rPr>
+        <w:t xml:space="preserve">stitch together each </w:t>
+      </w:r>
+      <w:proofErr w:type="gramStart"/>
+      <w:r>
+        <w:rPr>
+          <w:sz w:val="24"/>
+          <w:szCs w:val="24"/>
+          <w:lang w:val="en-US"/>
+        </w:rPr>
+        <w:t>read-pairs</w:t>
+      </w:r>
+      <w:proofErr w:type="gramEnd"/>
+      <w:r>
+        <w:rPr>
+          <w:sz w:val="24"/>
+          <w:szCs w:val="24"/>
+          <w:lang w:val="en-US"/>
+        </w:rPr>
+        <w:t xml:space="preserve"> by matching the overlapping region</w:t>
+      </w:r>
+      <w:r>
+        <w:rPr>
+          <w:sz w:val="24"/>
+          <w:szCs w:val="24"/>
+          <w:lang w:val="en-US"/>
+        </w:rPr>
+        <w:t>s.</w:t>
       </w:r>
     </w:p>
     <w:p>
@@ -2519,7 +3298,104 @@
           <w:szCs w:val="24"/>
           <w:lang w:val="en-US"/>
         </w:rPr>
-        <w:t>Are forward reads of better quality than reverse reads?</w:t>
+        <w:t xml:space="preserve">Are all the </w:t>
+      </w:r>
+      <w:r>
+        <w:rPr>
+          <w:color w:val="FF0000"/>
+          <w:sz w:val="24"/>
+          <w:szCs w:val="24"/>
+          <w:lang w:val="en-US"/>
+        </w:rPr>
+        <w:t>sequences equally long? Why/why not?</w:t>
+      </w:r>
+    </w:p>
+    <w:p>
+      <w:pPr>
+        <w:pStyle w:val="ListParagraph"/>
+        <w:numPr>
+          <w:ilvl w:val="0"/>
+          <w:numId w:val="29"/>
+        </w:numPr>
+        <w:spacing w:line="360" w:lineRule="auto"/>
+        <w:rPr>
+          <w:sz w:val="24"/>
+          <w:szCs w:val="24"/>
+          <w:lang w:val="en-US"/>
+        </w:rPr>
+      </w:pPr>
+      <w:r>
+        <w:rPr>
+          <w:sz w:val="24"/>
+          <w:szCs w:val="24"/>
+          <w:lang w:val="en-US"/>
+        </w:rPr>
+        <w:t>Remove chimeras/</w:t>
+      </w:r>
+      <w:proofErr w:type="spellStart"/>
+      <w:r>
+        <w:rPr>
+          <w:sz w:val="24"/>
+          <w:szCs w:val="24"/>
+          <w:lang w:val="en-US"/>
+        </w:rPr>
+        <w:t>bimeras</w:t>
+      </w:r>
+      <w:proofErr w:type="spellEnd"/>
+      <w:r>
+        <w:rPr>
+          <w:sz w:val="24"/>
+          <w:szCs w:val="24"/>
+          <w:lang w:val="en-US"/>
+        </w:rPr>
+        <w:t>. These are PCR artifacts,</w:t>
+      </w:r>
+      <w:r>
+        <w:rPr>
+          <w:sz w:val="24"/>
+          <w:szCs w:val="24"/>
+          <w:lang w:val="en-US"/>
+        </w:rPr>
+        <w:t xml:space="preserve"> from when a sequence acts as a primer </w:t>
+      </w:r>
+      <w:r>
+        <w:rPr>
+          <w:sz w:val="24"/>
+          <w:szCs w:val="24"/>
+          <w:lang w:val="en-US"/>
+        </w:rPr>
+        <w:t>on another sequence and produces a resulting sequence from two different parents. These should be removed.</w:t>
+      </w:r>
+    </w:p>
+    <w:p>
+      <w:pPr>
+        <w:pStyle w:val="ListParagraph"/>
+        <w:numPr>
+          <w:ilvl w:val="0"/>
+          <w:numId w:val="29"/>
+        </w:numPr>
+        <w:spacing w:line="360" w:lineRule="auto"/>
+        <w:rPr>
+          <w:sz w:val="24"/>
+          <w:szCs w:val="24"/>
+          <w:lang w:val="en-US"/>
+        </w:rPr>
+      </w:pPr>
+      <w:r>
+        <w:rPr>
+          <w:sz w:val="24"/>
+          <w:szCs w:val="24"/>
+          <w:lang w:val="en-US"/>
+        </w:rPr>
+        <w:t>Processing statistics. Now we are ready to summarize the effects of all our preprocessing</w:t>
+      </w:r>
+      <w:r>
+        <w:rPr>
+          <w:sz w:val="24"/>
+          <w:szCs w:val="24"/>
+          <w:lang w:val="en-US"/>
+        </w:rPr>
+        <w:t>. A neat table is found as the variable ‘track’.</w:t>
       </w:r>
     </w:p>
     <w:p>
@@ -2543,7 +3419,76 @@
           <w:szCs w:val="24"/>
           <w:lang w:val="en-US"/>
         </w:rPr>
-        <w:t>Should the reads be trimmed and if so, where?</w:t>
+        <w:t>It would be helpful to get the table as a percentage of starting reads</w:t>
+      </w:r>
+      <w:r>
+        <w:rPr>
+          <w:color w:val="FF0000"/>
+          <w:sz w:val="24"/>
+          <w:szCs w:val="24"/>
+          <w:lang w:val="en-US"/>
+        </w:rPr>
+        <w:t xml:space="preserve">. Two hints </w:t>
+      </w:r>
+      <w:r>
+        <w:rPr>
+          <w:color w:val="FF0000"/>
+          <w:sz w:val="24"/>
+          <w:szCs w:val="24"/>
+          <w:lang w:val="en-US"/>
+        </w:rPr>
+        <w:t>–</w:t>
+      </w:r>
+      <w:r>
+        <w:rPr>
+          <w:color w:val="FF0000"/>
+          <w:sz w:val="24"/>
+          <w:szCs w:val="24"/>
+          <w:lang w:val="en-US"/>
+        </w:rPr>
+        <w:t xml:space="preserve"> </w:t>
+      </w:r>
+      <w:r>
+        <w:rPr>
+          <w:color w:val="FF0000"/>
+          <w:sz w:val="24"/>
+          <w:szCs w:val="24"/>
+          <w:lang w:val="en-US"/>
+        </w:rPr>
+        <w:t>you can divide all elements of a table with a single division, and the input number of reads was 6500 in all samples.</w:t>
+      </w:r>
+    </w:p>
+    <w:p>
+      <w:pPr>
+        <w:pStyle w:val="ListParagraph"/>
+        <w:numPr>
+          <w:ilvl w:val="1"/>
+          <w:numId w:val="29"/>
+        </w:numPr>
+        <w:spacing w:line="360" w:lineRule="auto"/>
+        <w:rPr>
+          <w:sz w:val="24"/>
+          <w:szCs w:val="24"/>
+          <w:lang w:val="en-US"/>
+        </w:rPr>
+      </w:pPr>
+      <w:r>
+        <w:rPr>
+          <w:color w:val="FF0000"/>
+          <w:sz w:val="24"/>
+          <w:szCs w:val="24"/>
+          <w:lang w:val="en-US"/>
+        </w:rPr>
+        <w:t>How many reads are left in the end? Which step was the worst</w:t>
+      </w:r>
+      <w:r>
+        <w:rPr>
+          <w:color w:val="FF0000"/>
+          <w:sz w:val="24"/>
+          <w:szCs w:val="24"/>
+          <w:lang w:val="en-US"/>
+        </w:rPr>
+        <w:t xml:space="preserve"> for losing reads?</w:t>
       </w:r>
     </w:p>
     <w:p>
@@ -2566,47 +3511,31 @@
           <w:szCs w:val="24"/>
           <w:lang w:val="en-US"/>
         </w:rPr>
-        <w:t>Quality filtering and trimming</w:t>
-      </w:r>
-      <w:r>
-        <w:rPr>
-          <w:sz w:val="24"/>
-          <w:szCs w:val="24"/>
-          <w:lang w:val="en-US"/>
-        </w:rPr>
-        <w:t>.</w:t>
-      </w:r>
-      <w:r>
-        <w:rPr>
-          <w:sz w:val="24"/>
-          <w:szCs w:val="24"/>
-          <w:lang w:val="en-US"/>
-        </w:rPr>
-        <w:t xml:space="preserve"> Now we do the actual filtering</w:t>
-      </w:r>
-      <w:r>
-        <w:rPr>
-          <w:sz w:val="24"/>
-          <w:szCs w:val="24"/>
-          <w:lang w:val="en-US"/>
-        </w:rPr>
-        <w:t>, and here we write new (filtered) files to a folder called ‘filtered’ which DADA2 will create itself.</w:t>
-      </w:r>
-      <w:r>
-        <w:rPr>
-          <w:sz w:val="24"/>
-          <w:szCs w:val="24"/>
-          <w:lang w:val="en-US"/>
-        </w:rPr>
-        <w:t xml:space="preserve"> Note that we will also save</w:t>
-      </w:r>
-      <w:r>
-        <w:rPr>
-          <w:sz w:val="24"/>
-          <w:szCs w:val="24"/>
-          <w:lang w:val="en-US"/>
-        </w:rPr>
-        <w:t xml:space="preserve"> information of the filtering in an object called ‘out’ </w:t>
+        <w:t xml:space="preserve">Getting the classifier data. To classify the sequences, we need a </w:t>
+      </w:r>
+      <w:r>
+        <w:rPr>
+          <w:sz w:val="24"/>
+          <w:szCs w:val="24"/>
+          <w:lang w:val="en-US"/>
+        </w:rPr>
+        <w:t xml:space="preserve">database to match them with. We will download </w:t>
+      </w:r>
+      <w:r>
+        <w:rPr>
+          <w:sz w:val="24"/>
+          <w:szCs w:val="24"/>
+          <w:lang w:val="en-US"/>
+        </w:rPr>
+        <w:t xml:space="preserve">a preformed database here. It is </w:t>
+      </w:r>
+      <w:r>
+        <w:rPr>
+          <w:sz w:val="24"/>
+          <w:szCs w:val="24"/>
+          <w:lang w:val="en-US"/>
+        </w:rPr>
+        <w:t xml:space="preserve">somewhat likely that this download will fail, but we will </w:t>
       </w:r>
       <w:proofErr w:type="gramStart"/>
       <w:r>
@@ -2615,7 +3544,7 @@
           <w:szCs w:val="24"/>
           <w:lang w:val="en-US"/>
         </w:rPr>
-        <w:t>in order to</w:t>
+        <w:t>see</w:t>
       </w:r>
       <w:proofErr w:type="gramEnd"/>
       <w:r>
@@ -2624,111 +3553,7 @@
           <w:szCs w:val="24"/>
           <w:lang w:val="en-US"/>
         </w:rPr>
-        <w:t xml:space="preserve"> fish out the trimming statistics.</w:t>
-      </w:r>
-    </w:p>
-    <w:p>
-      <w:pPr>
-        <w:pStyle w:val="ListParagraph"/>
-        <w:numPr>
-          <w:ilvl w:val="1"/>
-          <w:numId w:val="29"/>
-        </w:numPr>
-        <w:spacing w:line="360" w:lineRule="auto"/>
-        <w:rPr>
-          <w:sz w:val="24"/>
-          <w:szCs w:val="24"/>
-          <w:lang w:val="en-US"/>
-        </w:rPr>
-      </w:pPr>
-      <w:r>
-        <w:rPr>
-          <w:color w:val="FF0000"/>
-          <w:sz w:val="24"/>
-          <w:szCs w:val="24"/>
-          <w:lang w:val="en-US"/>
-        </w:rPr>
-        <w:t xml:space="preserve">The </w:t>
-      </w:r>
-      <w:proofErr w:type="spellStart"/>
-      <w:r>
-        <w:rPr>
-          <w:color w:val="FF0000"/>
-          <w:sz w:val="24"/>
-          <w:szCs w:val="24"/>
-          <w:lang w:val="en-US"/>
-        </w:rPr>
-        <w:t>truncLen</w:t>
-      </w:r>
-      <w:proofErr w:type="spellEnd"/>
-      <w:r>
-        <w:rPr>
-          <w:color w:val="FF0000"/>
-          <w:sz w:val="24"/>
-          <w:szCs w:val="24"/>
-          <w:lang w:val="en-US"/>
-        </w:rPr>
-        <w:t xml:space="preserve"> parameter takes a vector with two values, </w:t>
-      </w:r>
-      <w:r>
-        <w:rPr>
-          <w:color w:val="FF0000"/>
-          <w:sz w:val="24"/>
-          <w:szCs w:val="24"/>
-          <w:lang w:val="en-US"/>
-        </w:rPr>
-        <w:t>i.e. the lengths of the forward and reverse reads after trimming. The forward read is fine at 240 bp, but what should the reverse be trimmed to?</w:t>
-      </w:r>
-    </w:p>
-    <w:p>
-      <w:pPr>
-        <w:pStyle w:val="ListParagraph"/>
-        <w:numPr>
-          <w:ilvl w:val="1"/>
-          <w:numId w:val="29"/>
-        </w:numPr>
-        <w:spacing w:line="360" w:lineRule="auto"/>
-        <w:rPr>
-          <w:sz w:val="24"/>
-          <w:szCs w:val="24"/>
-          <w:lang w:val="en-US"/>
-        </w:rPr>
-      </w:pPr>
-      <w:r>
-        <w:rPr>
-          <w:color w:val="FF0000"/>
-          <w:sz w:val="24"/>
-          <w:szCs w:val="24"/>
-          <w:lang w:val="en-US"/>
-        </w:rPr>
-        <w:t xml:space="preserve">Be careful with the multithreading option! </w:t>
-      </w:r>
-      <w:r>
-        <w:rPr>
-          <w:color w:val="FF0000"/>
-          <w:sz w:val="24"/>
-          <w:szCs w:val="24"/>
-          <w:lang w:val="en-US"/>
-        </w:rPr>
-        <w:t xml:space="preserve">Make sure it is </w:t>
-      </w:r>
-      <w:r>
-        <w:rPr>
-          <w:color w:val="FF0000"/>
-          <w:sz w:val="24"/>
-          <w:szCs w:val="24"/>
-          <w:lang w:val="en-US"/>
-        </w:rPr>
-        <w:t xml:space="preserve">set to </w:t>
-      </w:r>
-      <w:r>
-        <w:rPr>
-          <w:color w:val="FF0000"/>
-          <w:sz w:val="24"/>
-          <w:szCs w:val="24"/>
-          <w:lang w:val="en-US"/>
-        </w:rPr>
-        <w:t>fewer threads than your CPU has.</w:t>
+        <w:t xml:space="preserve"> in class.</w:t>
       </w:r>
     </w:p>
     <w:p>
@@ -2751,159 +3576,624 @@
           <w:szCs w:val="24"/>
           <w:lang w:val="en-US"/>
         </w:rPr>
-        <w:t xml:space="preserve">Error models. </w:t>
+        <w:t xml:space="preserve">Lastly, we classify. </w:t>
+      </w:r>
+      <w:r>
+        <w:rPr>
+          <w:sz w:val="24"/>
+          <w:szCs w:val="24"/>
+          <w:lang w:val="en-US"/>
+        </w:rPr>
+        <w:t>The taxa-object now contains all the taxonomies of each of our sequences!</w:t>
+      </w:r>
+      <w:r>
+        <w:rPr>
+          <w:sz w:val="24"/>
+          <w:szCs w:val="24"/>
+          <w:lang w:val="en-US"/>
+        </w:rPr>
+        <w:t xml:space="preserve"> </w:t>
+      </w:r>
+    </w:p>
+    <w:p>
+      <w:pPr>
+        <w:spacing w:line="360" w:lineRule="auto"/>
+        <w:rPr>
+          <w:lang w:val="en-US"/>
+        </w:rPr>
+      </w:pPr>
+    </w:p>
+    <w:p>
+      <w:pPr>
+        <w:spacing w:line="360" w:lineRule="auto"/>
+        <w:rPr>
+          <w:lang w:val="en-US"/>
+        </w:rPr>
+      </w:pPr>
+    </w:p>
+    <w:p>
+      <w:pPr>
+        <w:spacing w:line="360" w:lineRule="auto"/>
+        <w:rPr>
+          <w:b/>
+          <w:sz w:val="36"/>
+          <w:lang w:val="en-US"/>
+        </w:rPr>
+      </w:pPr>
+    </w:p>
+    <w:p>
+      <w:pPr>
+        <w:spacing w:line="360" w:lineRule="auto"/>
+        <w:rPr>
+          <w:b/>
+          <w:sz w:val="36"/>
+          <w:lang w:val="en-US"/>
+        </w:rPr>
+      </w:pPr>
+    </w:p>
+    <w:p>
+      <w:pPr>
+        <w:spacing w:line="360" w:lineRule="auto"/>
+        <w:rPr>
+          <w:b/>
+          <w:sz w:val="36"/>
+          <w:lang w:val="en-US"/>
+        </w:rPr>
+      </w:pPr>
+    </w:p>
+    <w:p>
+      <w:pPr>
+        <w:spacing w:line="360" w:lineRule="auto"/>
+        <w:rPr>
+          <w:b/>
+          <w:sz w:val="36"/>
+          <w:lang w:val="en-US"/>
+        </w:rPr>
+      </w:pPr>
+    </w:p>
+    <w:p>
+      <w:pPr>
+        <w:spacing w:line="360" w:lineRule="auto"/>
+        <w:rPr>
+          <w:b/>
+          <w:sz w:val="36"/>
+          <w:lang w:val="en-US"/>
+        </w:rPr>
+      </w:pPr>
+      <w:r>
+        <w:rPr>
+          <w:b/>
+          <w:sz w:val="36"/>
+          <w:lang w:val="en-US"/>
+        </w:rPr>
+        <w:lastRenderedPageBreak/>
+        <w:t>Statistical analysis</w:t>
+      </w:r>
+    </w:p>
+    <w:p>
+      <w:pPr>
+        <w:spacing w:line="360" w:lineRule="auto"/>
+        <w:rPr>
+          <w:b/>
+          <w:sz w:val="24"/>
+          <w:szCs w:val="24"/>
+          <w:lang w:val="en-US"/>
+        </w:rPr>
+      </w:pPr>
+      <w:r>
+        <w:rPr>
+          <w:b/>
+          <w:sz w:val="24"/>
+          <w:szCs w:val="24"/>
+          <w:lang w:val="en-US"/>
+        </w:rPr>
+        <w:t xml:space="preserve">Now we change the dataset to something larger, namely from this paper: </w:t>
+      </w:r>
+      <w:hyperlink r:id="rId8" w:history="1">
+        <w:r>
+          <w:rPr>
+            <w:rStyle w:val="Hyperlink"/>
+            <w:b/>
+            <w:sz w:val="24"/>
+            <w:szCs w:val="24"/>
+            <w:lang w:val="en-US"/>
+          </w:rPr>
+          <w:t>https://animalmicrobiome.biomedcentral.com/articles/10.1186/s42523-023-00258-4</w:t>
+        </w:r>
+      </w:hyperlink>
+      <w:r>
+        <w:rPr>
+          <w:b/>
+          <w:sz w:val="24"/>
+          <w:szCs w:val="24"/>
+          <w:lang w:val="en-US"/>
+        </w:rPr>
+        <w:t xml:space="preserve"> . Here we investigated the microbiome of hundreds of pigs and analyzed them according to their antibiotic treatment status. We will do some simple analysis </w:t>
       </w:r>
       <w:proofErr w:type="gramStart"/>
       <w:r>
         <w:rPr>
-          <w:sz w:val="24"/>
-          <w:szCs w:val="24"/>
-          <w:lang w:val="en-US"/>
-        </w:rPr>
-        <w:t>Next</w:t>
+          <w:b/>
+          <w:sz w:val="24"/>
+          <w:szCs w:val="24"/>
+          <w:lang w:val="en-US"/>
+        </w:rPr>
+        <w:t>on</w:t>
       </w:r>
       <w:proofErr w:type="gramEnd"/>
       <w:r>
         <w:rPr>
-          <w:sz w:val="24"/>
-          <w:szCs w:val="24"/>
-          <w:lang w:val="en-US"/>
-        </w:rPr>
-        <w:t xml:space="preserve"> we </w:t>
-      </w:r>
-      <w:r>
-        <w:rPr>
-          <w:sz w:val="24"/>
-          <w:szCs w:val="24"/>
-          <w:lang w:val="en-US"/>
-        </w:rPr>
-        <w:t xml:space="preserve">learn the distribution of errors in our reads, so that the DADA2 </w:t>
-      </w:r>
-      <w:r>
-        <w:rPr>
-          <w:sz w:val="24"/>
-          <w:szCs w:val="24"/>
-          <w:lang w:val="en-US"/>
-        </w:rPr>
-        <w:t>error-correction model can be s</w:t>
-      </w:r>
-      <w:r>
-        <w:rPr>
-          <w:sz w:val="24"/>
-          <w:szCs w:val="24"/>
-          <w:lang w:val="en-US"/>
-        </w:rPr>
-        <w:t>tarted.</w:t>
-      </w:r>
-      <w:r>
-        <w:rPr>
-          <w:sz w:val="24"/>
-          <w:szCs w:val="24"/>
-          <w:lang w:val="en-US"/>
-        </w:rPr>
-        <w:t xml:space="preserve"> These models are basically how </w:t>
-      </w:r>
-      <w:proofErr w:type="gramStart"/>
-      <w:r>
-        <w:rPr>
-          <w:sz w:val="24"/>
-          <w:szCs w:val="24"/>
-          <w:lang w:val="en-US"/>
-        </w:rPr>
-        <w:t>likely  one</w:t>
-      </w:r>
-      <w:proofErr w:type="gramEnd"/>
-      <w:r>
-        <w:rPr>
-          <w:sz w:val="24"/>
-          <w:szCs w:val="24"/>
-          <w:lang w:val="en-US"/>
-        </w:rPr>
-        <w:t xml:space="preserve"> base is </w:t>
-      </w:r>
-      <w:r>
-        <w:rPr>
-          <w:sz w:val="24"/>
-          <w:szCs w:val="24"/>
-          <w:lang w:val="en-US"/>
-        </w:rPr>
-        <w:t xml:space="preserve">erroneously </w:t>
-      </w:r>
-      <w:r>
-        <w:rPr>
-          <w:sz w:val="24"/>
-          <w:szCs w:val="24"/>
-          <w:lang w:val="en-US"/>
-        </w:rPr>
-        <w:t>measures as</w:t>
-      </w:r>
-      <w:r>
-        <w:rPr>
-          <w:sz w:val="24"/>
-          <w:szCs w:val="24"/>
-          <w:lang w:val="en-US"/>
-        </w:rPr>
-        <w:t xml:space="preserve"> another</w:t>
-      </w:r>
-      <w:r>
-        <w:rPr>
-          <w:sz w:val="24"/>
-          <w:szCs w:val="24"/>
-          <w:lang w:val="en-US"/>
-        </w:rPr>
-        <w:t>. Have a look at the plots</w:t>
-      </w:r>
-      <w:r>
-        <w:rPr>
-          <w:sz w:val="24"/>
-          <w:szCs w:val="24"/>
-          <w:lang w:val="en-US"/>
-        </w:rPr>
-        <w:t>.</w:t>
-      </w:r>
+          <w:b/>
+          <w:sz w:val="24"/>
+          <w:szCs w:val="24"/>
+          <w:lang w:val="en-US"/>
+        </w:rPr>
+        <w:t xml:space="preserve"> the samples to explore the usual approaches to such a dataset.</w:t>
+      </w:r>
+      <w:r>
+        <w:rPr>
+          <w:b/>
+          <w:sz w:val="24"/>
+          <w:szCs w:val="24"/>
+          <w:lang w:val="en-US"/>
+        </w:rPr>
+        <w:t xml:space="preserve"> The data is fundamentally a time series with two groups</w:t>
+      </w:r>
+      <w:r>
+        <w:rPr>
+          <w:b/>
+          <w:sz w:val="24"/>
+          <w:szCs w:val="24"/>
+          <w:lang w:val="en-US"/>
+        </w:rPr>
+        <w:t xml:space="preserve">, </w:t>
+      </w:r>
+      <w:r>
+        <w:rPr>
+          <w:b/>
+          <w:sz w:val="24"/>
+          <w:szCs w:val="24"/>
+          <w:lang w:val="en-US"/>
+        </w:rPr>
+        <w:t>treated and untreated</w:t>
+      </w:r>
+      <w:r>
+        <w:rPr>
+          <w:b/>
+          <w:sz w:val="24"/>
+          <w:szCs w:val="24"/>
+          <w:lang w:val="en-US"/>
+        </w:rPr>
+        <w:t>. In the data, this is coded as having a 0 or 1 value in the variable ‘OUA’ (short for ‘</w:t>
+      </w:r>
+      <w:proofErr w:type="spellStart"/>
+      <w:r>
+        <w:rPr>
+          <w:b/>
+          <w:sz w:val="24"/>
+          <w:szCs w:val="24"/>
+          <w:lang w:val="en-US"/>
+        </w:rPr>
+        <w:t>opdrættet</w:t>
+      </w:r>
+      <w:proofErr w:type="spellEnd"/>
+      <w:r>
+        <w:rPr>
+          <w:b/>
+          <w:sz w:val="24"/>
+          <w:szCs w:val="24"/>
+          <w:lang w:val="en-US"/>
+        </w:rPr>
+        <w:t xml:space="preserve"> </w:t>
+      </w:r>
+      <w:proofErr w:type="spellStart"/>
+      <w:r>
+        <w:rPr>
+          <w:b/>
+          <w:sz w:val="24"/>
+          <w:szCs w:val="24"/>
+          <w:lang w:val="en-US"/>
+        </w:rPr>
+        <w:t>uden</w:t>
+      </w:r>
+      <w:proofErr w:type="spellEnd"/>
+      <w:r>
+        <w:rPr>
+          <w:b/>
+          <w:sz w:val="24"/>
+          <w:szCs w:val="24"/>
+          <w:lang w:val="en-US"/>
+        </w:rPr>
+        <w:t xml:space="preserve"> </w:t>
+      </w:r>
+      <w:proofErr w:type="spellStart"/>
+      <w:r>
+        <w:rPr>
+          <w:b/>
+          <w:sz w:val="24"/>
+          <w:szCs w:val="24"/>
+          <w:lang w:val="en-US"/>
+        </w:rPr>
+        <w:t>antibiotika</w:t>
+      </w:r>
+      <w:proofErr w:type="spellEnd"/>
+      <w:r>
+        <w:rPr>
+          <w:b/>
+          <w:sz w:val="24"/>
+          <w:szCs w:val="24"/>
+          <w:lang w:val="en-US"/>
+        </w:rPr>
+        <w:t>’, i.e. raised without antibiotics)</w:t>
+      </w:r>
+    </w:p>
+    <w:p>
+      <w:pPr>
+        <w:spacing w:line="360" w:lineRule="auto"/>
+        <w:rPr>
+          <w:sz w:val="24"/>
+          <w:szCs w:val="24"/>
+          <w:lang w:val="en-US"/>
+        </w:rPr>
+      </w:pPr>
+    </w:p>
+    <w:p>
+      <w:pPr>
+        <w:spacing w:line="360" w:lineRule="auto"/>
+        <w:rPr>
+          <w:sz w:val="24"/>
+          <w:szCs w:val="24"/>
+          <w:lang w:val="en-US"/>
+        </w:rPr>
+      </w:pPr>
+      <w:r>
+        <w:rPr>
+          <w:sz w:val="24"/>
+          <w:szCs w:val="24"/>
+          <w:lang w:val="en-US"/>
+        </w:rPr>
+        <w:t>Again, the numbers in the exercises correspond to the numbers in the script!</w:t>
+      </w:r>
+    </w:p>
+    <w:p>
+      <w:pPr>
+        <w:spacing w:line="360" w:lineRule="auto"/>
+        <w:rPr>
+          <w:sz w:val="24"/>
+          <w:szCs w:val="24"/>
+          <w:lang w:val="en-US"/>
+        </w:rPr>
+      </w:pPr>
+    </w:p>
+    <w:p>
+      <w:pPr>
+        <w:spacing w:line="360" w:lineRule="auto"/>
+        <w:rPr>
+          <w:sz w:val="24"/>
+          <w:szCs w:val="24"/>
+          <w:lang w:val="en-US"/>
+        </w:rPr>
+      </w:pPr>
+      <w:r>
+        <w:rPr>
+          <w:sz w:val="24"/>
+          <w:szCs w:val="24"/>
+          <w:lang w:val="en-US"/>
+        </w:rPr>
+        <w:t>First make a new project – call it ‘</w:t>
+      </w:r>
+      <w:proofErr w:type="spellStart"/>
+      <w:r>
+        <w:rPr>
+          <w:sz w:val="24"/>
+          <w:szCs w:val="24"/>
+          <w:lang w:val="en-US"/>
+        </w:rPr>
+        <w:t>PigAnalysis</w:t>
+      </w:r>
+      <w:proofErr w:type="spellEnd"/>
+      <w:r>
+        <w:rPr>
+          <w:sz w:val="24"/>
+          <w:szCs w:val="24"/>
+          <w:lang w:val="en-US"/>
+        </w:rPr>
+        <w:t>’ or something similar</w:t>
+      </w:r>
+      <w:r>
+        <w:rPr>
+          <w:sz w:val="24"/>
+          <w:szCs w:val="24"/>
+          <w:lang w:val="en-US"/>
+        </w:rPr>
+        <w:t xml:space="preserve"> and then</w:t>
+      </w:r>
+      <w:r>
+        <w:rPr>
+          <w:sz w:val="24"/>
+          <w:szCs w:val="24"/>
+          <w:lang w:val="en-US"/>
+        </w:rPr>
+        <w:t xml:space="preserve"> download the data from my </w:t>
+      </w:r>
+      <w:proofErr w:type="spellStart"/>
+      <w:r>
+        <w:rPr>
+          <w:sz w:val="24"/>
+          <w:szCs w:val="24"/>
+          <w:lang w:val="en-US"/>
+        </w:rPr>
+        <w:t>github</w:t>
+      </w:r>
+      <w:proofErr w:type="spellEnd"/>
     </w:p>
     <w:p>
       <w:pPr>
         <w:pStyle w:val="ListParagraph"/>
         <w:numPr>
           <w:ilvl w:val="1"/>
-          <w:numId w:val="29"/>
+          <w:numId w:val="32"/>
         </w:numPr>
         <w:spacing w:line="360" w:lineRule="auto"/>
         <w:rPr>
-          <w:sz w:val="24"/>
-          <w:szCs w:val="24"/>
-          <w:lang w:val="en-US"/>
-        </w:rPr>
-      </w:pPr>
-      <w:r>
-        <w:rPr>
-          <w:color w:val="FF0000"/>
-          <w:sz w:val="24"/>
-          <w:szCs w:val="24"/>
-          <w:lang w:val="en-US"/>
-        </w:rPr>
-        <w:t xml:space="preserve">See if you can make sense of the </w:t>
-      </w:r>
+          <w:sz w:val="20"/>
+          <w:szCs w:val="20"/>
+          <w:lang w:val="en-US"/>
+        </w:rPr>
+      </w:pPr>
+      <w:proofErr w:type="spellStart"/>
       <w:proofErr w:type="gramStart"/>
       <w:r>
         <w:rPr>
-          <w:color w:val="FF0000"/>
-          <w:sz w:val="24"/>
-          <w:szCs w:val="24"/>
-          <w:lang w:val="en-US"/>
-        </w:rPr>
-        <w:t>plots</w:t>
-      </w:r>
+          <w:sz w:val="20"/>
+          <w:szCs w:val="20"/>
+          <w:lang w:val="en-US"/>
+        </w:rPr>
+        <w:t>download.file</w:t>
+      </w:r>
+      <w:proofErr w:type="spellEnd"/>
       <w:proofErr w:type="gramEnd"/>
       <w:r>
         <w:rPr>
-          <w:color w:val="FF0000"/>
-          <w:sz w:val="24"/>
-          <w:szCs w:val="24"/>
-          <w:lang w:val="en-US"/>
-        </w:rPr>
-        <w:t>. We will talk about them in class later</w:t>
+          <w:sz w:val="20"/>
+          <w:szCs w:val="20"/>
+          <w:lang w:val="en-US"/>
+        </w:rPr>
+        <w:t>(</w:t>
+      </w:r>
+      <w:proofErr w:type="spellStart"/>
+      <w:r>
+        <w:rPr>
+          <w:sz w:val="20"/>
+          <w:szCs w:val="20"/>
+          <w:lang w:val="en-US"/>
+        </w:rPr>
+        <w:t>url</w:t>
+      </w:r>
+      <w:proofErr w:type="spellEnd"/>
+      <w:r>
+        <w:rPr>
+          <w:sz w:val="20"/>
+          <w:szCs w:val="20"/>
+          <w:lang w:val="en-US"/>
+        </w:rPr>
+        <w:t xml:space="preserve"> = </w:t>
+      </w:r>
+      <w:proofErr w:type="gramStart"/>
+      <w:r>
+        <w:rPr>
+          <w:sz w:val="20"/>
+          <w:szCs w:val="20"/>
+          <w:lang w:val="en-US"/>
+        </w:rPr>
+        <w:t xml:space="preserve">"https://raw.githubusercontent.com/mikaells/SlovSchool2024/main/Metataxonomics/META_clean.csv", </w:t>
+      </w:r>
+      <w:proofErr w:type="spellStart"/>
+      <w:proofErr w:type="gramEnd"/>
+      <w:r>
+        <w:rPr>
+          <w:sz w:val="20"/>
+          <w:szCs w:val="20"/>
+          <w:lang w:val="en-US"/>
+        </w:rPr>
+        <w:t>destfile</w:t>
+      </w:r>
+      <w:proofErr w:type="spellEnd"/>
+      <w:r>
+        <w:rPr>
+          <w:sz w:val="20"/>
+          <w:szCs w:val="20"/>
+          <w:lang w:val="en-US"/>
+        </w:rPr>
+        <w:t xml:space="preserve"> = "META_clean.csv")</w:t>
+      </w:r>
+    </w:p>
+    <w:p>
+      <w:pPr>
+        <w:pStyle w:val="ListParagraph"/>
+        <w:numPr>
+          <w:ilvl w:val="1"/>
+          <w:numId w:val="32"/>
+        </w:numPr>
+        <w:spacing w:line="360" w:lineRule="auto"/>
+        <w:rPr>
+          <w:sz w:val="20"/>
+          <w:szCs w:val="20"/>
+          <w:lang w:val="en-US"/>
+        </w:rPr>
+      </w:pPr>
+      <w:proofErr w:type="spellStart"/>
+      <w:proofErr w:type="gramStart"/>
+      <w:r>
+        <w:rPr>
+          <w:sz w:val="20"/>
+          <w:szCs w:val="20"/>
+          <w:lang w:val="en-US"/>
+        </w:rPr>
+        <w:t>download.file</w:t>
+      </w:r>
+      <w:proofErr w:type="spellEnd"/>
+      <w:proofErr w:type="gramEnd"/>
+      <w:r>
+        <w:rPr>
+          <w:sz w:val="20"/>
+          <w:szCs w:val="20"/>
+          <w:lang w:val="en-US"/>
+        </w:rPr>
+        <w:t>(</w:t>
+      </w:r>
+      <w:proofErr w:type="spellStart"/>
+      <w:r>
+        <w:rPr>
+          <w:sz w:val="20"/>
+          <w:szCs w:val="20"/>
+          <w:lang w:val="en-US"/>
+        </w:rPr>
+        <w:t>url</w:t>
+      </w:r>
+      <w:proofErr w:type="spellEnd"/>
+      <w:r>
+        <w:rPr>
+          <w:sz w:val="20"/>
+          <w:szCs w:val="20"/>
+          <w:lang w:val="en-US"/>
+        </w:rPr>
+        <w:t xml:space="preserve"> = </w:t>
+      </w:r>
+      <w:proofErr w:type="gramStart"/>
+      <w:r>
+        <w:rPr>
+          <w:sz w:val="20"/>
+          <w:szCs w:val="20"/>
+          <w:lang w:val="en-US"/>
+        </w:rPr>
+        <w:t xml:space="preserve">"https://raw.githubusercontent.com/mikaells/SlovSchool2024/main/Metataxonomics/OTUs_clean.csv", </w:t>
+      </w:r>
+      <w:proofErr w:type="spellStart"/>
+      <w:proofErr w:type="gramEnd"/>
+      <w:r>
+        <w:rPr>
+          <w:sz w:val="20"/>
+          <w:szCs w:val="20"/>
+          <w:lang w:val="en-US"/>
+        </w:rPr>
+        <w:t>destfile</w:t>
+      </w:r>
+      <w:proofErr w:type="spellEnd"/>
+      <w:r>
+        <w:rPr>
+          <w:sz w:val="20"/>
+          <w:szCs w:val="20"/>
+          <w:lang w:val="en-US"/>
+        </w:rPr>
+        <w:t xml:space="preserve"> = "OTUs_clean.csv")</w:t>
+      </w:r>
+    </w:p>
+    <w:p>
+      <w:pPr>
+        <w:pStyle w:val="ListParagraph"/>
+        <w:numPr>
+          <w:ilvl w:val="1"/>
+          <w:numId w:val="32"/>
+        </w:numPr>
+        <w:spacing w:line="360" w:lineRule="auto"/>
+        <w:rPr>
+          <w:sz w:val="20"/>
+          <w:szCs w:val="20"/>
+          <w:lang w:val="en-US"/>
+        </w:rPr>
+      </w:pPr>
+      <w:proofErr w:type="spellStart"/>
+      <w:proofErr w:type="gramStart"/>
+      <w:r>
+        <w:rPr>
+          <w:sz w:val="20"/>
+          <w:szCs w:val="20"/>
+          <w:lang w:val="en-US"/>
+        </w:rPr>
+        <w:t>download.file</w:t>
+      </w:r>
+      <w:proofErr w:type="spellEnd"/>
+      <w:proofErr w:type="gramEnd"/>
+      <w:r>
+        <w:rPr>
+          <w:sz w:val="20"/>
+          <w:szCs w:val="20"/>
+          <w:lang w:val="en-US"/>
+        </w:rPr>
+        <w:t>(</w:t>
+      </w:r>
+      <w:proofErr w:type="spellStart"/>
+      <w:r>
+        <w:rPr>
+          <w:sz w:val="20"/>
+          <w:szCs w:val="20"/>
+          <w:lang w:val="en-US"/>
+        </w:rPr>
+        <w:t>url</w:t>
+      </w:r>
+      <w:proofErr w:type="spellEnd"/>
+      <w:r>
+        <w:rPr>
+          <w:sz w:val="20"/>
+          <w:szCs w:val="20"/>
+          <w:lang w:val="en-US"/>
+        </w:rPr>
+        <w:t xml:space="preserve"> = "https://raw.githubusercontent.com/mikaells/SlovSchool2024/main/Metataxonomics/TAX_clean.csv", </w:t>
+      </w:r>
+      <w:proofErr w:type="spellStart"/>
+      <w:r>
+        <w:rPr>
+          <w:sz w:val="20"/>
+          <w:szCs w:val="20"/>
+          <w:lang w:val="en-US"/>
+        </w:rPr>
+        <w:t>destfile</w:t>
+      </w:r>
+      <w:proofErr w:type="spellEnd"/>
+      <w:r>
+        <w:rPr>
+          <w:sz w:val="20"/>
+          <w:szCs w:val="20"/>
+          <w:lang w:val="en-US"/>
+        </w:rPr>
+        <w:t xml:space="preserve"> = "TAX_clean.csv")</w:t>
+      </w:r>
+    </w:p>
+    <w:p>
+      <w:pPr>
+        <w:spacing w:line="360" w:lineRule="auto"/>
+        <w:rPr>
+          <w:sz w:val="24"/>
+          <w:szCs w:val="24"/>
+          <w:lang w:val="en-US"/>
+        </w:rPr>
+      </w:pPr>
+      <w:r>
+        <w:rPr>
+          <w:sz w:val="24"/>
+          <w:szCs w:val="24"/>
+          <w:lang w:val="en-US"/>
+        </w:rPr>
+        <w:t xml:space="preserve">Then download the script and open it in your </w:t>
+      </w:r>
+      <w:proofErr w:type="spellStart"/>
+      <w:r>
+        <w:rPr>
+          <w:sz w:val="24"/>
+          <w:szCs w:val="24"/>
+          <w:lang w:val="en-US"/>
+        </w:rPr>
+        <w:t>Rstudio</w:t>
+      </w:r>
+      <w:proofErr w:type="spellEnd"/>
+      <w:r>
+        <w:rPr>
+          <w:sz w:val="24"/>
+          <w:szCs w:val="24"/>
+          <w:lang w:val="en-US"/>
+        </w:rPr>
+        <w:t xml:space="preserve"> project</w:t>
       </w:r>
     </w:p>
     <w:p>
@@ -2911,46 +4201,90 @@
         <w:pStyle w:val="ListParagraph"/>
         <w:numPr>
           <w:ilvl w:val="0"/>
-          <w:numId w:val="29"/>
+          <w:numId w:val="33"/>
         </w:numPr>
         <w:spacing w:line="360" w:lineRule="auto"/>
         <w:rPr>
-          <w:sz w:val="24"/>
-          <w:szCs w:val="24"/>
-          <w:lang w:val="en-US"/>
-        </w:rPr>
-      </w:pPr>
-      <w:r>
-        <w:rPr>
-          <w:sz w:val="24"/>
-          <w:szCs w:val="24"/>
-          <w:lang w:val="en-US"/>
-        </w:rPr>
-        <w:t xml:space="preserve">Run the denoising algorithm. Here, dada2 corrects </w:t>
-      </w:r>
-      <w:r>
-        <w:rPr>
-          <w:sz w:val="24"/>
-          <w:szCs w:val="24"/>
-          <w:lang w:val="en-US"/>
-        </w:rPr>
-        <w:t>individual bases if they are likely to be incorrect</w:t>
-      </w:r>
-      <w:r>
-        <w:rPr>
-          <w:sz w:val="24"/>
-          <w:szCs w:val="24"/>
-          <w:lang w:val="en-US"/>
-        </w:rPr>
-        <w:t>, and produces corrected, or denoised, reads</w:t>
-      </w:r>
+          <w:sz w:val="20"/>
+          <w:szCs w:val="20"/>
+          <w:lang w:val="en-US"/>
+        </w:rPr>
+      </w:pPr>
+      <w:proofErr w:type="spellStart"/>
+      <w:proofErr w:type="gramStart"/>
+      <w:r>
+        <w:rPr>
+          <w:sz w:val="20"/>
+          <w:szCs w:val="20"/>
+          <w:lang w:val="en-US"/>
+        </w:rPr>
+        <w:t>download.file</w:t>
+      </w:r>
+      <w:proofErr w:type="spellEnd"/>
+      <w:proofErr w:type="gramEnd"/>
+      <w:r>
+        <w:rPr>
+          <w:sz w:val="20"/>
+          <w:szCs w:val="20"/>
+          <w:lang w:val="en-US"/>
+        </w:rPr>
+        <w:t>(</w:t>
+      </w:r>
+      <w:proofErr w:type="spellStart"/>
+      <w:r>
+        <w:rPr>
+          <w:sz w:val="20"/>
+          <w:szCs w:val="20"/>
+          <w:lang w:val="en-US"/>
+        </w:rPr>
+        <w:t>url</w:t>
+      </w:r>
+      <w:proofErr w:type="spellEnd"/>
+      <w:r>
+        <w:rPr>
+          <w:sz w:val="20"/>
+          <w:szCs w:val="20"/>
+          <w:lang w:val="en-US"/>
+        </w:rPr>
+        <w:t xml:space="preserve"> = "https://raw.githubusercontent.com/mikaells/SlovSchool2024/main/Metataxonomics/TAX_clean.csv", </w:t>
+      </w:r>
+      <w:proofErr w:type="spellStart"/>
+      <w:r>
+        <w:rPr>
+          <w:sz w:val="20"/>
+          <w:szCs w:val="20"/>
+          <w:lang w:val="en-US"/>
+        </w:rPr>
+        <w:t>destfile</w:t>
+      </w:r>
+      <w:proofErr w:type="spellEnd"/>
+      <w:r>
+        <w:rPr>
+          <w:sz w:val="20"/>
+          <w:szCs w:val="20"/>
+          <w:lang w:val="en-US"/>
+        </w:rPr>
+        <w:t xml:space="preserve"> = "TAX_clean.csv")</w:t>
+      </w:r>
+    </w:p>
+    <w:p>
+      <w:pPr>
+        <w:pStyle w:val="ListParagraph"/>
+        <w:spacing w:line="360" w:lineRule="auto"/>
+        <w:ind w:left="1440"/>
+        <w:rPr>
+          <w:sz w:val="20"/>
+          <w:szCs w:val="20"/>
+          <w:lang w:val="en-US"/>
+        </w:rPr>
+      </w:pPr>
     </w:p>
     <w:p>
       <w:pPr>
         <w:pStyle w:val="ListParagraph"/>
         <w:numPr>
           <w:ilvl w:val="0"/>
-          <w:numId w:val="29"/>
+          <w:numId w:val="34"/>
         </w:numPr>
         <w:spacing w:line="360" w:lineRule="auto"/>
         <w:rPr>
@@ -2959,30 +4293,6 @@
           <w:lang w:val="en-US"/>
         </w:rPr>
       </w:pPr>
-      <w:r>
-        <w:rPr>
-          <w:sz w:val="24"/>
-          <w:szCs w:val="24"/>
-          <w:lang w:val="en-US"/>
-        </w:rPr>
-        <w:t>Merge the corrected reads</w:t>
-      </w:r>
-      <w:r>
-        <w:rPr>
-          <w:sz w:val="24"/>
-          <w:szCs w:val="24"/>
-          <w:lang w:val="en-US"/>
-        </w:rPr>
-        <w:t xml:space="preserve">. Here we </w:t>
-      </w:r>
-      <w:r>
-        <w:rPr>
-          <w:sz w:val="24"/>
-          <w:szCs w:val="24"/>
-          <w:lang w:val="en-US"/>
-        </w:rPr>
-        <w:t xml:space="preserve">stitch together each </w:t>
-      </w:r>
       <w:proofErr w:type="gramStart"/>
       <w:r>
         <w:rPr>
@@ -2990,7 +4300,8 @@
           <w:szCs w:val="24"/>
           <w:lang w:val="en-US"/>
         </w:rPr>
-        <w:t>read-pairs</w:t>
+        <w:lastRenderedPageBreak/>
+        <w:t>first</w:t>
       </w:r>
       <w:proofErr w:type="gramEnd"/>
       <w:r>
@@ -2999,15 +4310,138 @@
           <w:szCs w:val="24"/>
           <w:lang w:val="en-US"/>
         </w:rPr>
-        <w:t xml:space="preserve"> by matching the overlapping region</w:t>
-      </w:r>
-      <w:r>
-        <w:rPr>
-          <w:sz w:val="24"/>
-          <w:szCs w:val="24"/>
-          <w:lang w:val="en-US"/>
-        </w:rPr>
-        <w:t>s.</w:t>
+        <w:t xml:space="preserve"> we read in the data, both the actual abundance tables (</w:t>
+      </w:r>
+      <w:proofErr w:type="spellStart"/>
+      <w:r>
+        <w:rPr>
+          <w:sz w:val="24"/>
+          <w:szCs w:val="24"/>
+          <w:lang w:val="en-US"/>
+        </w:rPr>
+        <w:t>otus</w:t>
+      </w:r>
+      <w:proofErr w:type="spellEnd"/>
+      <w:r>
+        <w:rPr>
+          <w:sz w:val="24"/>
+          <w:szCs w:val="24"/>
+          <w:lang w:val="en-US"/>
+        </w:rPr>
+        <w:t xml:space="preserve">), all the meta data (meta) and the taxonomic overview (taxa). The </w:t>
+      </w:r>
+      <w:proofErr w:type="spellStart"/>
+      <w:r>
+        <w:rPr>
+          <w:sz w:val="24"/>
+          <w:szCs w:val="24"/>
+          <w:lang w:val="en-US"/>
+        </w:rPr>
+        <w:t>otus</w:t>
+      </w:r>
+      <w:proofErr w:type="spellEnd"/>
+      <w:r>
+        <w:rPr>
+          <w:sz w:val="24"/>
+          <w:szCs w:val="24"/>
+          <w:lang w:val="en-US"/>
+        </w:rPr>
+        <w:t xml:space="preserve">-file is very </w:t>
+      </w:r>
+      <w:proofErr w:type="gramStart"/>
+      <w:r>
+        <w:rPr>
+          <w:sz w:val="24"/>
+          <w:szCs w:val="24"/>
+          <w:lang w:val="en-US"/>
+        </w:rPr>
+        <w:t>large, and</w:t>
+      </w:r>
+      <w:proofErr w:type="gramEnd"/>
+      <w:r>
+        <w:rPr>
+          <w:sz w:val="24"/>
+          <w:szCs w:val="24"/>
+          <w:lang w:val="en-US"/>
+        </w:rPr>
+        <w:t xml:space="preserve"> might take a while to read.</w:t>
+      </w:r>
+    </w:p>
+    <w:p>
+      <w:pPr>
+        <w:pStyle w:val="ListParagraph"/>
+        <w:numPr>
+          <w:ilvl w:val="0"/>
+          <w:numId w:val="34"/>
+        </w:numPr>
+        <w:spacing w:line="360" w:lineRule="auto"/>
+        <w:rPr>
+          <w:sz w:val="24"/>
+          <w:szCs w:val="24"/>
+          <w:lang w:val="en-US"/>
+        </w:rPr>
+      </w:pPr>
+      <w:r>
+        <w:rPr>
+          <w:sz w:val="24"/>
+          <w:szCs w:val="24"/>
+          <w:lang w:val="en-US"/>
+        </w:rPr>
+        <w:t xml:space="preserve">The data is a very complex time series across 20 weeks, so to keep it simple, we will subset the data to only “Week 02”. We do this by finding the entries in the meta-data matching this week and then fishing these entries out from both </w:t>
+      </w:r>
+      <w:proofErr w:type="gramStart"/>
+      <w:r>
+        <w:rPr>
+          <w:sz w:val="24"/>
+          <w:szCs w:val="24"/>
+          <w:lang w:val="en-US"/>
+        </w:rPr>
+        <w:t>meta</w:t>
+      </w:r>
+      <w:proofErr w:type="gramEnd"/>
+      <w:r>
+        <w:rPr>
+          <w:sz w:val="24"/>
+          <w:szCs w:val="24"/>
+          <w:lang w:val="en-US"/>
+        </w:rPr>
+        <w:t xml:space="preserve"> and </w:t>
+      </w:r>
+      <w:proofErr w:type="spellStart"/>
+      <w:r>
+        <w:rPr>
+          <w:sz w:val="24"/>
+          <w:szCs w:val="24"/>
+          <w:lang w:val="en-US"/>
+        </w:rPr>
+        <w:t>otus</w:t>
+      </w:r>
+      <w:proofErr w:type="spellEnd"/>
+      <w:r>
+        <w:rPr>
+          <w:sz w:val="24"/>
+          <w:szCs w:val="24"/>
+          <w:lang w:val="en-US"/>
+        </w:rPr>
+        <w:t xml:space="preserve">. Many bacteria are specific to age, however, which is why we look for columns, i.e. bacteria that are empty and remove them from the </w:t>
+      </w:r>
+      <w:proofErr w:type="spellStart"/>
+      <w:r>
+        <w:rPr>
+          <w:sz w:val="24"/>
+          <w:szCs w:val="24"/>
+          <w:lang w:val="en-US"/>
+        </w:rPr>
+        <w:t>out_week</w:t>
+      </w:r>
+      <w:proofErr w:type="spellEnd"/>
+      <w:r>
+        <w:rPr>
+          <w:sz w:val="24"/>
+          <w:szCs w:val="24"/>
+          <w:lang w:val="en-US"/>
+        </w:rPr>
+        <w:t xml:space="preserve"> object</w:t>
       </w:r>
     </w:p>
     <w:p>
@@ -3015,7 +4449,7 @@
         <w:pStyle w:val="ListParagraph"/>
         <w:numPr>
           <w:ilvl w:val="1"/>
-          <w:numId w:val="29"/>
+          <w:numId w:val="34"/>
         </w:numPr>
         <w:spacing w:line="360" w:lineRule="auto"/>
         <w:rPr>
@@ -3026,21 +4460,60 @@
       </w:pPr>
       <w:r>
         <w:rPr>
-          <w:color w:val="FF0000"/>
-          <w:sz w:val="24"/>
-          <w:szCs w:val="24"/>
-          <w:lang w:val="en-US"/>
-        </w:rPr>
-        <w:t xml:space="preserve">Are all the </w:t>
-      </w:r>
-      <w:r>
-        <w:rPr>
-          <w:color w:val="FF0000"/>
-          <w:sz w:val="24"/>
-          <w:szCs w:val="24"/>
-          <w:lang w:val="en-US"/>
-        </w:rPr>
-        <w:t>sequences equally long? Why/why not?</w:t>
+          <w:color w:val="EE0000"/>
+          <w:sz w:val="24"/>
+          <w:szCs w:val="24"/>
+          <w:lang w:val="en-US"/>
+        </w:rPr>
+        <w:t>Look at the dimensions of the objects in the upper right corner</w:t>
+      </w:r>
+    </w:p>
+    <w:p>
+      <w:pPr>
+        <w:pStyle w:val="ListParagraph"/>
+        <w:numPr>
+          <w:ilvl w:val="1"/>
+          <w:numId w:val="34"/>
+        </w:numPr>
+        <w:spacing w:line="360" w:lineRule="auto"/>
+        <w:rPr>
+          <w:sz w:val="24"/>
+          <w:szCs w:val="24"/>
+          <w:lang w:val="en-US"/>
+        </w:rPr>
+      </w:pPr>
+      <w:r>
+        <w:rPr>
+          <w:color w:val="EE0000"/>
+          <w:sz w:val="24"/>
+          <w:szCs w:val="24"/>
+          <w:lang w:val="en-US"/>
+        </w:rPr>
+        <w:t>How many samples do we now have left?</w:t>
+      </w:r>
+    </w:p>
+    <w:p>
+      <w:pPr>
+        <w:pStyle w:val="ListParagraph"/>
+        <w:numPr>
+          <w:ilvl w:val="1"/>
+          <w:numId w:val="34"/>
+        </w:numPr>
+        <w:spacing w:line="360" w:lineRule="auto"/>
+        <w:rPr>
+          <w:sz w:val="24"/>
+          <w:szCs w:val="24"/>
+          <w:lang w:val="en-US"/>
+        </w:rPr>
+      </w:pPr>
+      <w:r>
+        <w:rPr>
+          <w:color w:val="EE0000"/>
+          <w:sz w:val="24"/>
+          <w:szCs w:val="24"/>
+          <w:lang w:val="en-US"/>
+        </w:rPr>
+        <w:t>How many bacteria do we have left?</w:t>
       </w:r>
     </w:p>
     <w:p>
@@ -3048,7 +4521,7 @@
         <w:pStyle w:val="ListParagraph"/>
         <w:numPr>
           <w:ilvl w:val="0"/>
-          <w:numId w:val="29"/>
+          <w:numId w:val="34"/>
         </w:numPr>
         <w:spacing w:line="360" w:lineRule="auto"/>
         <w:rPr>
@@ -3057,13 +4530,23 @@
           <w:lang w:val="en-US"/>
         </w:rPr>
       </w:pPr>
-      <w:r>
-        <w:rPr>
-          <w:sz w:val="24"/>
-          <w:szCs w:val="24"/>
-          <w:lang w:val="en-US"/>
-        </w:rPr>
-        <w:t>Remove chimeras/</w:t>
+      <w:proofErr w:type="gramStart"/>
+      <w:r>
+        <w:rPr>
+          <w:sz w:val="24"/>
+          <w:szCs w:val="24"/>
+          <w:lang w:val="en-US"/>
+        </w:rPr>
+        <w:t>Next</w:t>
+      </w:r>
+      <w:proofErr w:type="gramEnd"/>
+      <w:r>
+        <w:rPr>
+          <w:sz w:val="24"/>
+          <w:szCs w:val="24"/>
+          <w:lang w:val="en-US"/>
+        </w:rPr>
+        <w:t xml:space="preserve"> we calculate alpha diversity by three different </w:t>
       </w:r>
       <w:proofErr w:type="spellStart"/>
       <w:r>
@@ -3072,7 +4555,7 @@
           <w:szCs w:val="24"/>
           <w:lang w:val="en-US"/>
         </w:rPr>
-        <w:t>bimeras</w:t>
+        <w:t>metrix</w:t>
       </w:r>
       <w:proofErr w:type="spellEnd"/>
       <w:r>
@@ -3081,23 +4564,141 @@
           <w:szCs w:val="24"/>
           <w:lang w:val="en-US"/>
         </w:rPr>
-        <w:t>. These are PCR artifacts,</w:t>
-      </w:r>
-      <w:r>
-        <w:rPr>
-          <w:sz w:val="24"/>
-          <w:szCs w:val="24"/>
-          <w:lang w:val="en-US"/>
-        </w:rPr>
-        <w:t xml:space="preserve"> from when a sequence acts as a primer </w:t>
-      </w:r>
-      <w:r>
-        <w:rPr>
-          <w:sz w:val="24"/>
-          <w:szCs w:val="24"/>
-          <w:lang w:val="en-US"/>
-        </w:rPr>
-        <w:t>on another sequence and produces a resulting sequence from two different parents. These should be removed.</w:t>
+        <w:t xml:space="preserve">. RICH is simply the observed species, whereas Shannon and </w:t>
+      </w:r>
+      <w:proofErr w:type="gramStart"/>
+      <w:r>
+        <w:rPr>
+          <w:sz w:val="24"/>
+          <w:szCs w:val="24"/>
+          <w:lang w:val="en-US"/>
+        </w:rPr>
+        <w:t>Simpson,</w:t>
+      </w:r>
+      <w:proofErr w:type="gramEnd"/>
+      <w:r>
+        <w:rPr>
+          <w:sz w:val="24"/>
+          <w:szCs w:val="24"/>
+          <w:lang w:val="en-US"/>
+        </w:rPr>
+        <w:t xml:space="preserve"> </w:t>
+      </w:r>
+      <w:proofErr w:type="gramStart"/>
+      <w:r>
+        <w:rPr>
+          <w:sz w:val="24"/>
+          <w:szCs w:val="24"/>
+          <w:lang w:val="en-US"/>
+        </w:rPr>
+        <w:t>take into account</w:t>
+      </w:r>
+      <w:proofErr w:type="gramEnd"/>
+      <w:r>
+        <w:rPr>
+          <w:sz w:val="24"/>
+          <w:szCs w:val="24"/>
+          <w:lang w:val="en-US"/>
+        </w:rPr>
+        <w:t xml:space="preserve"> the </w:t>
+      </w:r>
+      <w:proofErr w:type="spellStart"/>
+      <w:r>
+        <w:rPr>
+          <w:sz w:val="24"/>
+          <w:szCs w:val="24"/>
+          <w:lang w:val="en-US"/>
+        </w:rPr>
+        <w:t>eveness</w:t>
+      </w:r>
+      <w:proofErr w:type="spellEnd"/>
+      <w:r>
+        <w:rPr>
+          <w:sz w:val="24"/>
+          <w:szCs w:val="24"/>
+          <w:lang w:val="en-US"/>
+        </w:rPr>
+        <w:t xml:space="preserve"> of the distribution. We can then plot the results with the </w:t>
+      </w:r>
+      <w:proofErr w:type="spellStart"/>
+      <w:r>
+        <w:rPr>
+          <w:sz w:val="24"/>
+          <w:szCs w:val="24"/>
+          <w:lang w:val="en-US"/>
+        </w:rPr>
+        <w:t>beeswarm</w:t>
+      </w:r>
+      <w:proofErr w:type="spellEnd"/>
+      <w:r>
+        <w:rPr>
+          <w:sz w:val="24"/>
+          <w:szCs w:val="24"/>
+          <w:lang w:val="en-US"/>
+        </w:rPr>
+        <w:t xml:space="preserve"> function and test for significance with a t-test. Both functions take the form “Y </w:t>
+      </w:r>
+      <w:r>
+        <w:rPr>
+          <w:sz w:val="24"/>
+          <w:szCs w:val="24"/>
+          <w:lang w:val="en-US"/>
+        </w:rPr>
+        <w:t>~</w:t>
+      </w:r>
+      <w:r>
+        <w:rPr>
+          <w:sz w:val="24"/>
+          <w:szCs w:val="24"/>
+          <w:lang w:val="en-US"/>
+        </w:rPr>
+        <w:t xml:space="preserve"> X”, which simply means Y as a function of X. In our example, we are investigating RICH as a function of OUA-status, </w:t>
+      </w:r>
+    </w:p>
+    <w:p>
+      <w:pPr>
+        <w:pStyle w:val="ListParagraph"/>
+        <w:numPr>
+          <w:ilvl w:val="1"/>
+          <w:numId w:val="34"/>
+        </w:numPr>
+        <w:spacing w:line="360" w:lineRule="auto"/>
+        <w:rPr>
+          <w:sz w:val="24"/>
+          <w:szCs w:val="24"/>
+          <w:lang w:val="en-US"/>
+        </w:rPr>
+      </w:pPr>
+      <w:r>
+        <w:rPr>
+          <w:sz w:val="24"/>
+          <w:szCs w:val="24"/>
+          <w:lang w:val="en-US"/>
+        </w:rPr>
+        <w:t>Is there a significant difference between OUA status in Richness?</w:t>
+      </w:r>
+    </w:p>
+    <w:p>
+      <w:pPr>
+        <w:pStyle w:val="ListParagraph"/>
+        <w:numPr>
+          <w:ilvl w:val="1"/>
+          <w:numId w:val="34"/>
+        </w:numPr>
+        <w:spacing w:line="360" w:lineRule="auto"/>
+        <w:rPr>
+          <w:sz w:val="24"/>
+          <w:szCs w:val="24"/>
+          <w:lang w:val="en-US"/>
+        </w:rPr>
+      </w:pPr>
+      <w:r>
+        <w:rPr>
+          <w:sz w:val="24"/>
+          <w:szCs w:val="24"/>
+          <w:lang w:val="en-US"/>
+        </w:rPr>
+        <w:t>How about the other metrics?</w:t>
       </w:r>
     </w:p>
     <w:p>
@@ -3105,7 +4706,7 @@
         <w:pStyle w:val="ListParagraph"/>
         <w:numPr>
           <w:ilvl w:val="0"/>
-          <w:numId w:val="29"/>
+          <w:numId w:val="34"/>
         </w:numPr>
         <w:spacing w:line="360" w:lineRule="auto"/>
         <w:rPr>
@@ -3120,15 +4721,69 @@
           <w:szCs w:val="24"/>
           <w:lang w:val="en-US"/>
         </w:rPr>
-        <w:t>Processing statistics. Now we are ready to summarize the effects of all our preprocessing</w:t>
-      </w:r>
-      <w:r>
-        <w:rPr>
-          <w:sz w:val="24"/>
-          <w:szCs w:val="24"/>
-          <w:lang w:val="en-US"/>
-        </w:rPr>
-        <w:t>. A neat table is found as the variable ‘track’.</w:t>
+        <w:t xml:space="preserve">Now we investigate </w:t>
+      </w:r>
+      <w:proofErr w:type="gramStart"/>
+      <w:r>
+        <w:rPr>
+          <w:sz w:val="24"/>
+          <w:szCs w:val="24"/>
+          <w:lang w:val="en-US"/>
+        </w:rPr>
+        <w:t>the beta</w:t>
+      </w:r>
+      <w:proofErr w:type="gramEnd"/>
+      <w:r>
+        <w:rPr>
+          <w:sz w:val="24"/>
+          <w:szCs w:val="24"/>
+          <w:lang w:val="en-US"/>
+        </w:rPr>
+        <w:t xml:space="preserve">-diversity, or the difference between groups given the bacterial composition. </w:t>
+      </w:r>
+      <w:proofErr w:type="gramStart"/>
+      <w:r>
+        <w:rPr>
+          <w:sz w:val="24"/>
+          <w:szCs w:val="24"/>
+          <w:lang w:val="en-US"/>
+        </w:rPr>
+        <w:t>First</w:t>
+      </w:r>
+      <w:proofErr w:type="gramEnd"/>
+      <w:r>
+        <w:rPr>
+          <w:sz w:val="24"/>
+          <w:szCs w:val="24"/>
+          <w:lang w:val="en-US"/>
+        </w:rPr>
+        <w:t xml:space="preserve"> we visualize with non-metric multidimensional scaling. Simply put, this method aims to represent the multivariate distance between sites in 2 or 3-dimensionel space</w:t>
+      </w:r>
+      <w:r>
+        <w:rPr>
+          <w:sz w:val="24"/>
+          <w:szCs w:val="24"/>
+          <w:lang w:val="en-US"/>
+        </w:rPr>
+        <w:t xml:space="preserve">. We then plot this along with a ‘spider’ to </w:t>
+      </w:r>
+      <w:proofErr w:type="gramStart"/>
+      <w:r>
+        <w:rPr>
+          <w:sz w:val="24"/>
+          <w:szCs w:val="24"/>
+          <w:lang w:val="en-US"/>
+        </w:rPr>
+        <w:t>easier visualize the distribution</w:t>
+      </w:r>
+      <w:proofErr w:type="gramEnd"/>
+      <w:r>
+        <w:rPr>
+          <w:sz w:val="24"/>
+          <w:szCs w:val="24"/>
+          <w:lang w:val="en-US"/>
+        </w:rPr>
+        <w:t>. We then test if the two groups are different in multivariate space with a PERMANOVA using the adonis-function.</w:t>
       </w:r>
     </w:p>
     <w:p>
@@ -3136,7 +4791,7 @@
         <w:pStyle w:val="ListParagraph"/>
         <w:numPr>
           <w:ilvl w:val="1"/>
-          <w:numId w:val="29"/>
+          <w:numId w:val="34"/>
         </w:numPr>
         <w:spacing w:line="360" w:lineRule="auto"/>
         <w:rPr>
@@ -3147,49 +4802,19 @@
       </w:pPr>
       <w:r>
         <w:rPr>
-          <w:color w:val="FF0000"/>
-          <w:sz w:val="24"/>
-          <w:szCs w:val="24"/>
-          <w:lang w:val="en-US"/>
-        </w:rPr>
-        <w:lastRenderedPageBreak/>
-        <w:t>It would be helpful to get the table as a percentage of starting reads</w:t>
-      </w:r>
-      <w:r>
-        <w:rPr>
-          <w:color w:val="FF0000"/>
-          <w:sz w:val="24"/>
-          <w:szCs w:val="24"/>
-          <w:lang w:val="en-US"/>
-        </w:rPr>
-        <w:t xml:space="preserve">. Two hints </w:t>
-      </w:r>
-      <w:r>
-        <w:rPr>
-          <w:color w:val="FF0000"/>
-          <w:sz w:val="24"/>
-          <w:szCs w:val="24"/>
-          <w:lang w:val="en-US"/>
-        </w:rPr>
-        <w:t>–</w:t>
-      </w:r>
-      <w:r>
-        <w:rPr>
-          <w:color w:val="FF0000"/>
+          <w:sz w:val="24"/>
+          <w:szCs w:val="24"/>
+          <w:lang w:val="en-US"/>
+        </w:rPr>
+        <w:t>Are the two groups significantly different?</w:t>
+      </w:r>
+      <w:r>
+        <w:rPr>
           <w:sz w:val="24"/>
           <w:szCs w:val="24"/>
           <w:lang w:val="en-US"/>
         </w:rPr>
         <w:t xml:space="preserve"> </w:t>
-      </w:r>
-      <w:r>
-        <w:rPr>
-          <w:color w:val="FF0000"/>
-          <w:sz w:val="24"/>
-          <w:szCs w:val="24"/>
-          <w:lang w:val="en-US"/>
-        </w:rPr>
-        <w:t>you can divide all elements of a table with a single division, and the input number of reads was 6500 in all samples.</w:t>
       </w:r>
     </w:p>
     <w:p>
@@ -3197,7 +4822,7 @@
         <w:pStyle w:val="ListParagraph"/>
         <w:numPr>
           <w:ilvl w:val="1"/>
-          <w:numId w:val="29"/>
+          <w:numId w:val="34"/>
         </w:numPr>
         <w:spacing w:line="360" w:lineRule="auto"/>
         <w:rPr>
@@ -3208,21 +4833,47 @@
       </w:pPr>
       <w:r>
         <w:rPr>
-          <w:color w:val="FF0000"/>
-          <w:sz w:val="24"/>
-          <w:szCs w:val="24"/>
-          <w:lang w:val="en-US"/>
-        </w:rPr>
-        <w:t>How many reads are left in the end? Which step was the worst</w:t>
-      </w:r>
-      <w:r>
-        <w:rPr>
-          <w:color w:val="FF0000"/>
-          <w:sz w:val="24"/>
-          <w:szCs w:val="24"/>
-          <w:lang w:val="en-US"/>
-        </w:rPr>
-        <w:t xml:space="preserve"> for losing reads?</w:t>
+          <w:sz w:val="24"/>
+          <w:szCs w:val="24"/>
+          <w:lang w:val="en-US"/>
+        </w:rPr>
+        <w:t xml:space="preserve">Try running the </w:t>
+      </w:r>
+      <w:proofErr w:type="spellStart"/>
+      <w:r>
+        <w:rPr>
+          <w:sz w:val="24"/>
+          <w:szCs w:val="24"/>
+          <w:lang w:val="en-US"/>
+        </w:rPr>
+        <w:t>metaMDS</w:t>
+      </w:r>
+      <w:proofErr w:type="spellEnd"/>
+      <w:r>
+        <w:rPr>
+          <w:sz w:val="24"/>
+          <w:szCs w:val="24"/>
+          <w:lang w:val="en-US"/>
+        </w:rPr>
+        <w:t xml:space="preserve">-function and </w:t>
+      </w:r>
+      <w:proofErr w:type="gramStart"/>
+      <w:r>
+        <w:rPr>
+          <w:sz w:val="24"/>
+          <w:szCs w:val="24"/>
+          <w:lang w:val="en-US"/>
+        </w:rPr>
+        <w:t>plot</w:t>
+      </w:r>
+      <w:proofErr w:type="gramEnd"/>
+      <w:r>
+        <w:rPr>
+          <w:sz w:val="24"/>
+          <w:szCs w:val="24"/>
+          <w:lang w:val="en-US"/>
+        </w:rPr>
+        <w:t xml:space="preserve"> a couple of times. Do you get the same result every time?</w:t>
       </w:r>
     </w:p>
     <w:p>
@@ -3230,109 +4881,12 @@
         <w:pStyle w:val="ListParagraph"/>
         <w:numPr>
           <w:ilvl w:val="0"/>
-          <w:numId w:val="29"/>
+          <w:numId w:val="34"/>
         </w:numPr>
         <w:spacing w:line="360" w:lineRule="auto"/>
         <w:rPr>
           <w:sz w:val="24"/>
           <w:szCs w:val="24"/>
-          <w:lang w:val="en-US"/>
-        </w:rPr>
-      </w:pPr>
-      <w:r>
-        <w:rPr>
-          <w:sz w:val="24"/>
-          <w:szCs w:val="24"/>
-          <w:lang w:val="en-US"/>
-        </w:rPr>
-        <w:t xml:space="preserve">Getting the classifier data. To classify the sequences, we need a </w:t>
-      </w:r>
-      <w:r>
-        <w:rPr>
-          <w:sz w:val="24"/>
-          <w:szCs w:val="24"/>
-          <w:lang w:val="en-US"/>
-        </w:rPr>
-        <w:t xml:space="preserve">database to match them with. We will download </w:t>
-      </w:r>
-      <w:r>
-        <w:rPr>
-          <w:sz w:val="24"/>
-          <w:szCs w:val="24"/>
-          <w:lang w:val="en-US"/>
-        </w:rPr>
-        <w:t xml:space="preserve">a preformed database here. It is </w:t>
-      </w:r>
-      <w:r>
-        <w:rPr>
-          <w:sz w:val="24"/>
-          <w:szCs w:val="24"/>
-          <w:lang w:val="en-US"/>
-        </w:rPr>
-        <w:t xml:space="preserve">somewhat likely that this download will fail, but we will </w:t>
-      </w:r>
-      <w:proofErr w:type="gramStart"/>
-      <w:r>
-        <w:rPr>
-          <w:sz w:val="24"/>
-          <w:szCs w:val="24"/>
-          <w:lang w:val="en-US"/>
-        </w:rPr>
-        <w:t>see</w:t>
-      </w:r>
-      <w:proofErr w:type="gramEnd"/>
-      <w:r>
-        <w:rPr>
-          <w:sz w:val="24"/>
-          <w:szCs w:val="24"/>
-          <w:lang w:val="en-US"/>
-        </w:rPr>
-        <w:t xml:space="preserve"> in class.</w:t>
-      </w:r>
-    </w:p>
-    <w:p>
-      <w:pPr>
-        <w:pStyle w:val="ListParagraph"/>
-        <w:numPr>
-          <w:ilvl w:val="0"/>
-          <w:numId w:val="29"/>
-        </w:numPr>
-        <w:spacing w:line="360" w:lineRule="auto"/>
-        <w:rPr>
-          <w:sz w:val="24"/>
-          <w:szCs w:val="24"/>
-          <w:lang w:val="en-US"/>
-        </w:rPr>
-      </w:pPr>
-      <w:r>
-        <w:rPr>
-          <w:sz w:val="24"/>
-          <w:szCs w:val="24"/>
-          <w:lang w:val="en-US"/>
-        </w:rPr>
-        <w:t xml:space="preserve">Lastly, we classify. </w:t>
-      </w:r>
-      <w:r>
-        <w:rPr>
-          <w:sz w:val="24"/>
-          <w:szCs w:val="24"/>
-          <w:lang w:val="en-US"/>
-        </w:rPr>
-        <w:t>The taxa-object now contains all the taxonomies of each of our sequences!</w:t>
-      </w:r>
-      <w:r>
-        <w:rPr>
-          <w:sz w:val="24"/>
-          <w:szCs w:val="24"/>
-          <w:lang w:val="en-US"/>
-        </w:rPr>
-        <w:t xml:space="preserve"> </w:t>
-      </w:r>
-    </w:p>
-    <w:p>
-      <w:pPr>
-        <w:spacing w:line="360" w:lineRule="auto"/>
-        <w:rPr>
           <w:lang w:val="en-US"/>
         </w:rPr>
       </w:pPr>
@@ -3348,7 +4902,7 @@
 </file>
 
 <file path=word/numbering.xml><?xml version="1.0" encoding="utf-8"?>
-<w:numbering xmlns:wpc="http://schemas.microsoft.com/office/word/2010/wordprocessingCanvas" xmlns:cx="http://schemas.microsoft.com/office/drawing/2014/chartex" xmlns:cx1="http://schemas.microsoft.com/office/drawing/2015/9/8/chartex" xmlns:cx2="http://schemas.microsoft.com/office/drawing/2015/10/21/chartex" xmlns:cx3="http://schemas.microsoft.com/office/drawing/2016/5/9/chartex" xmlns:cx4="http://schemas.microsoft.com/office/drawing/2016/5/10/chartex" xmlns:cx5="http://schemas.microsoft.com/office/drawing/2016/5/11/chartex" xmlns:cx6="http://schemas.microsoft.com/office/drawing/2016/5/12/chartex" xmlns:cx7="http://schemas.microsoft.com/office/drawing/2016/5/13/chartex" xmlns:cx8="http://schemas.microsoft.com/office/drawing/2016/5/14/chartex" xmlns:mc="http://schemas.openxmlformats.org/markup-compatibility/2006" xmlns:aink="http://schemas.microsoft.com/office/drawing/2016/ink" xmlns:am3d="http://schemas.microsoft.com/office/drawing/2017/model3d" xmlns:o="urn:schemas-microsoft-com:office:office" xmlns:oel="http://schemas.microsoft.com/office/2019/extlst" xmlns:r="http://schemas.openxmlformats.org/officeDocument/2006/relationships" xmlns:m="http://schemas.openxmlformats.org/officeDocument/2006/math" xmlns:v="urn:schemas-microsoft-com:vml" xmlns:wp14="http://schemas.microsoft.com/office/word/2010/wordprocessingDrawing" xmlns:wp="http://schemas.openxmlformats.org/drawingml/2006/wordprocessingDrawing" xmlns:w10="urn:schemas-microsoft-com:office:word" xmlns:w="http://schemas.openxmlformats.org/wordprocessingml/2006/main" xmlns:w14="http://schemas.microsoft.com/office/word/2010/wordml" xmlns:w15="http://schemas.microsoft.com/office/word/2012/wordml" xmlns:w16cex="http://schemas.microsoft.com/office/word/2018/wordml/cex" xmlns:w16cid="http://schemas.microsoft.com/office/word/2016/wordml/cid" xmlns:w16="http://schemas.microsoft.com/office/word/2018/wordml" xmlns:w16du="http://schemas.microsoft.com/office/word/2023/wordml/word16du" xmlns:w16sdtdh="http://schemas.microsoft.com/office/word/2020/wordml/sdtdatahash" xmlns:w16se="http://schemas.microsoft.com/office/word/2015/wordml/symex" xmlns:wpg="http://schemas.microsoft.com/office/word/2010/wordprocessingGroup" xmlns:wpi="http://schemas.microsoft.com/office/word/2010/wordprocessingInk" xmlns:wne="http://schemas.microsoft.com/office/word/2006/wordml" xmlns:wps="http://schemas.microsoft.com/office/word/2010/wordprocessingShape" mc:Ignorable="w14 w15 w16se w16cid w16 w16cex w16sdtdh w16du wp14">
+<w:numbering xmlns:wpc="http://schemas.microsoft.com/office/word/2010/wordprocessingCanvas" xmlns:cx="http://schemas.microsoft.com/office/drawing/2014/chartex" xmlns:cx1="http://schemas.microsoft.com/office/drawing/2015/9/8/chartex" xmlns:cx2="http://schemas.microsoft.com/office/drawing/2015/10/21/chartex" xmlns:cx3="http://schemas.microsoft.com/office/drawing/2016/5/9/chartex" xmlns:cx4="http://schemas.microsoft.com/office/drawing/2016/5/10/chartex" xmlns:cx5="http://schemas.microsoft.com/office/drawing/2016/5/11/chartex" xmlns:cx6="http://schemas.microsoft.com/office/drawing/2016/5/12/chartex" xmlns:cx7="http://schemas.microsoft.com/office/drawing/2016/5/13/chartex" xmlns:cx8="http://schemas.microsoft.com/office/drawing/2016/5/14/chartex" xmlns:mc="http://schemas.openxmlformats.org/markup-compatibility/2006" xmlns:aink="http://schemas.microsoft.com/office/drawing/2016/ink" xmlns:am3d="http://schemas.microsoft.com/office/drawing/2017/model3d" xmlns:o="urn:schemas-microsoft-com:office:office" xmlns:oel="http://schemas.microsoft.com/office/2019/extlst" xmlns:r="http://schemas.openxmlformats.org/officeDocument/2006/relationships" xmlns:m="http://schemas.openxmlformats.org/officeDocument/2006/math" xmlns:v="urn:schemas-microsoft-com:vml" xmlns:wp14="http://schemas.microsoft.com/office/word/2010/wordprocessingDrawing" xmlns:wp="http://schemas.openxmlformats.org/drawingml/2006/wordprocessingDrawing" xmlns:w10="urn:schemas-microsoft-com:office:word" xmlns:w="http://schemas.openxmlformats.org/wordprocessingml/2006/main" xmlns:w14="http://schemas.microsoft.com/office/word/2010/wordml" xmlns:w15="http://schemas.microsoft.com/office/word/2012/wordml" xmlns:w16cex="http://schemas.microsoft.com/office/word/2018/wordml/cex" xmlns:w16cid="http://schemas.microsoft.com/office/word/2016/wordml/cid" xmlns:w16="http://schemas.microsoft.com/office/word/2018/wordml" xmlns:w16du="http://schemas.microsoft.com/office/word/2023/wordml/word16du" xmlns:w16sdtdh="http://schemas.microsoft.com/office/word/2020/wordml/sdtdatahash" xmlns:w16sdtfl="http://schemas.microsoft.com/office/word/2024/wordml/sdtformatlock" xmlns:w16se="http://schemas.microsoft.com/office/word/2015/wordml/symex" xmlns:wpg="http://schemas.microsoft.com/office/word/2010/wordprocessingGroup" xmlns:wpi="http://schemas.microsoft.com/office/word/2010/wordprocessingInk" xmlns:wne="http://schemas.microsoft.com/office/word/2006/wordml" xmlns:wps="http://schemas.microsoft.com/office/word/2010/wordprocessingShape" mc:Ignorable="w14 w15 w16se w16cid w16 w16cex w16sdtdh w16sdtfl w16du wp14">
   <w:abstractNum w:abstractNumId="0" w15:restartNumberingAfterBreak="0">
     <w:nsid w:val="01A84330"/>
     <w:multiLevelType w:val="hybridMultilevel"/>
@@ -3903,6 +5457,181 @@
     </w:lvl>
   </w:abstractNum>
   <w:abstractNum w:abstractNumId="6" w15:restartNumberingAfterBreak="0">
+    <w:nsid w:val="180B1C2A"/>
+    <w:multiLevelType w:val="hybridMultilevel"/>
+    <w:tmpl w:val="C1B6187A"/>
+    <w:lvl w:ilvl="0" w:tplc="04060011">
+      <w:start w:val="1"/>
+      <w:numFmt w:val="decimal"/>
+      <w:lvlText w:val="%1)"/>
+      <w:lvlJc w:val="left"/>
+      <w:pPr>
+        <w:ind w:left="720" w:hanging="360"/>
+      </w:pPr>
+      <w:rPr>
+        <w:rFonts w:hint="default"/>
+      </w:rPr>
+    </w:lvl>
+    <w:lvl w:ilvl="1" w:tplc="04060019">
+      <w:start w:val="1"/>
+      <w:numFmt w:val="lowerLetter"/>
+      <w:lvlText w:val="%2."/>
+      <w:lvlJc w:val="left"/>
+      <w:pPr>
+        <w:ind w:left="1440" w:hanging="360"/>
+      </w:pPr>
+    </w:lvl>
+    <w:lvl w:ilvl="2" w:tplc="0406001B" w:tentative="1">
+      <w:start w:val="1"/>
+      <w:numFmt w:val="lowerRoman"/>
+      <w:lvlText w:val="%3."/>
+      <w:lvlJc w:val="right"/>
+      <w:pPr>
+        <w:ind w:left="2160" w:hanging="180"/>
+      </w:pPr>
+    </w:lvl>
+    <w:lvl w:ilvl="3" w:tplc="0406000F" w:tentative="1">
+      <w:start w:val="1"/>
+      <w:numFmt w:val="decimal"/>
+      <w:lvlText w:val="%4."/>
+      <w:lvlJc w:val="left"/>
+      <w:pPr>
+        <w:ind w:left="2880" w:hanging="360"/>
+      </w:pPr>
+    </w:lvl>
+    <w:lvl w:ilvl="4" w:tplc="04060019" w:tentative="1">
+      <w:start w:val="1"/>
+      <w:numFmt w:val="lowerLetter"/>
+      <w:lvlText w:val="%5."/>
+      <w:lvlJc w:val="left"/>
+      <w:pPr>
+        <w:ind w:left="3600" w:hanging="360"/>
+      </w:pPr>
+    </w:lvl>
+    <w:lvl w:ilvl="5" w:tplc="0406001B" w:tentative="1">
+      <w:start w:val="1"/>
+      <w:numFmt w:val="lowerRoman"/>
+      <w:lvlText w:val="%6."/>
+      <w:lvlJc w:val="right"/>
+      <w:pPr>
+        <w:ind w:left="4320" w:hanging="180"/>
+      </w:pPr>
+    </w:lvl>
+    <w:lvl w:ilvl="6" w:tplc="0406000F" w:tentative="1">
+      <w:start w:val="1"/>
+      <w:numFmt w:val="decimal"/>
+      <w:lvlText w:val="%7."/>
+      <w:lvlJc w:val="left"/>
+      <w:pPr>
+        <w:ind w:left="5040" w:hanging="360"/>
+      </w:pPr>
+    </w:lvl>
+    <w:lvl w:ilvl="7" w:tplc="04060019" w:tentative="1">
+      <w:start w:val="1"/>
+      <w:numFmt w:val="lowerLetter"/>
+      <w:lvlText w:val="%8."/>
+      <w:lvlJc w:val="left"/>
+      <w:pPr>
+        <w:ind w:left="5760" w:hanging="360"/>
+      </w:pPr>
+    </w:lvl>
+    <w:lvl w:ilvl="8" w:tplc="0406001B" w:tentative="1">
+      <w:start w:val="1"/>
+      <w:numFmt w:val="lowerRoman"/>
+      <w:lvlText w:val="%9."/>
+      <w:lvlJc w:val="right"/>
+      <w:pPr>
+        <w:ind w:left="6480" w:hanging="180"/>
+      </w:pPr>
+    </w:lvl>
+  </w:abstractNum>
+  <w:abstractNum w:abstractNumId="7" w15:restartNumberingAfterBreak="0">
+    <w:nsid w:val="1AC11DED"/>
+    <w:multiLevelType w:val="hybridMultilevel"/>
+    <w:tmpl w:val="62E6AF68"/>
+    <w:lvl w:ilvl="0" w:tplc="04060019">
+      <w:start w:val="1"/>
+      <w:numFmt w:val="lowerLetter"/>
+      <w:lvlText w:val="%1."/>
+      <w:lvlJc w:val="left"/>
+      <w:pPr>
+        <w:ind w:left="1440" w:hanging="360"/>
+      </w:pPr>
+    </w:lvl>
+    <w:lvl w:ilvl="1" w:tplc="04060019" w:tentative="1">
+      <w:start w:val="1"/>
+      <w:numFmt w:val="lowerLetter"/>
+      <w:lvlText w:val="%2."/>
+      <w:lvlJc w:val="left"/>
+      <w:pPr>
+        <w:ind w:left="2160" w:hanging="360"/>
+      </w:pPr>
+    </w:lvl>
+    <w:lvl w:ilvl="2" w:tplc="0406001B" w:tentative="1">
+      <w:start w:val="1"/>
+      <w:numFmt w:val="lowerRoman"/>
+      <w:lvlText w:val="%3."/>
+      <w:lvlJc w:val="right"/>
+      <w:pPr>
+        <w:ind w:left="2880" w:hanging="180"/>
+      </w:pPr>
+    </w:lvl>
+    <w:lvl w:ilvl="3" w:tplc="0406000F" w:tentative="1">
+      <w:start w:val="1"/>
+      <w:numFmt w:val="decimal"/>
+      <w:lvlText w:val="%4."/>
+      <w:lvlJc w:val="left"/>
+      <w:pPr>
+        <w:ind w:left="3600" w:hanging="360"/>
+      </w:pPr>
+    </w:lvl>
+    <w:lvl w:ilvl="4" w:tplc="04060019" w:tentative="1">
+      <w:start w:val="1"/>
+      <w:numFmt w:val="lowerLetter"/>
+      <w:lvlText w:val="%5."/>
+      <w:lvlJc w:val="left"/>
+      <w:pPr>
+        <w:ind w:left="4320" w:hanging="360"/>
+      </w:pPr>
+    </w:lvl>
+    <w:lvl w:ilvl="5" w:tplc="0406001B" w:tentative="1">
+      <w:start w:val="1"/>
+      <w:numFmt w:val="lowerRoman"/>
+      <w:lvlText w:val="%6."/>
+      <w:lvlJc w:val="right"/>
+      <w:pPr>
+        <w:ind w:left="5040" w:hanging="180"/>
+      </w:pPr>
+    </w:lvl>
+    <w:lvl w:ilvl="6" w:tplc="0406000F" w:tentative="1">
+      <w:start w:val="1"/>
+      <w:numFmt w:val="decimal"/>
+      <w:lvlText w:val="%7."/>
+      <w:lvlJc w:val="left"/>
+      <w:pPr>
+        <w:ind w:left="5760" w:hanging="360"/>
+      </w:pPr>
+    </w:lvl>
+    <w:lvl w:ilvl="7" w:tplc="04060019" w:tentative="1">
+      <w:start w:val="1"/>
+      <w:numFmt w:val="lowerLetter"/>
+      <w:lvlText w:val="%8."/>
+      <w:lvlJc w:val="left"/>
+      <w:pPr>
+        <w:ind w:left="6480" w:hanging="360"/>
+      </w:pPr>
+    </w:lvl>
+    <w:lvl w:ilvl="8" w:tplc="0406001B" w:tentative="1">
+      <w:start w:val="1"/>
+      <w:numFmt w:val="lowerRoman"/>
+      <w:lvlText w:val="%9."/>
+      <w:lvlJc w:val="right"/>
+      <w:pPr>
+        <w:ind w:left="7200" w:hanging="180"/>
+      </w:pPr>
+    </w:lvl>
+  </w:abstractNum>
+  <w:abstractNum w:abstractNumId="8" w15:restartNumberingAfterBreak="0">
     <w:nsid w:val="1AEA3E1F"/>
     <w:multiLevelType w:val="hybridMultilevel"/>
     <w:tmpl w:val="D88400FE"/>
@@ -4015,7 +5744,7 @@
       </w:rPr>
     </w:lvl>
   </w:abstractNum>
-  <w:abstractNum w:abstractNumId="7" w15:restartNumberingAfterBreak="0">
+  <w:abstractNum w:abstractNumId="9" w15:restartNumberingAfterBreak="0">
     <w:nsid w:val="1F360BEA"/>
     <w:multiLevelType w:val="hybridMultilevel"/>
     <w:tmpl w:val="9BE6495A"/>
@@ -4101,7 +5830,7 @@
       </w:pPr>
     </w:lvl>
   </w:abstractNum>
-  <w:abstractNum w:abstractNumId="8" w15:restartNumberingAfterBreak="0">
+  <w:abstractNum w:abstractNumId="10" w15:restartNumberingAfterBreak="0">
     <w:nsid w:val="23A643AD"/>
     <w:multiLevelType w:val="multilevel"/>
     <w:tmpl w:val="4AE6B0A8"/>
@@ -4187,7 +5916,7 @@
       </w:pPr>
     </w:lvl>
   </w:abstractNum>
-  <w:abstractNum w:abstractNumId="9" w15:restartNumberingAfterBreak="0">
+  <w:abstractNum w:abstractNumId="11" w15:restartNumberingAfterBreak="0">
     <w:nsid w:val="24E46EDB"/>
     <w:multiLevelType w:val="hybridMultilevel"/>
     <w:tmpl w:val="4C8E645E"/>
@@ -4276,7 +6005,7 @@
       </w:pPr>
     </w:lvl>
   </w:abstractNum>
-  <w:abstractNum w:abstractNumId="10" w15:restartNumberingAfterBreak="0">
+  <w:abstractNum w:abstractNumId="12" w15:restartNumberingAfterBreak="0">
     <w:nsid w:val="2BF33D6D"/>
     <w:multiLevelType w:val="hybridMultilevel"/>
     <w:tmpl w:val="474A59F2"/>
@@ -4365,7 +6094,7 @@
       </w:pPr>
     </w:lvl>
   </w:abstractNum>
-  <w:abstractNum w:abstractNumId="11" w15:restartNumberingAfterBreak="0">
+  <w:abstractNum w:abstractNumId="13" w15:restartNumberingAfterBreak="0">
     <w:nsid w:val="2EFB0804"/>
     <w:multiLevelType w:val="hybridMultilevel"/>
     <w:tmpl w:val="670CA79C"/>
@@ -4454,7 +6183,7 @@
       </w:pPr>
     </w:lvl>
   </w:abstractNum>
-  <w:abstractNum w:abstractNumId="12" w15:restartNumberingAfterBreak="0">
+  <w:abstractNum w:abstractNumId="14" w15:restartNumberingAfterBreak="0">
     <w:nsid w:val="31C8060E"/>
     <w:multiLevelType w:val="hybridMultilevel"/>
     <w:tmpl w:val="35C88110"/>
@@ -4540,7 +6269,96 @@
       </w:pPr>
     </w:lvl>
   </w:abstractNum>
-  <w:abstractNum w:abstractNumId="13" w15:restartNumberingAfterBreak="0">
+  <w:abstractNum w:abstractNumId="15" w15:restartNumberingAfterBreak="0">
+    <w:nsid w:val="32535D1F"/>
+    <w:multiLevelType w:val="hybridMultilevel"/>
+    <w:tmpl w:val="CC6CFA9C"/>
+    <w:lvl w:ilvl="0" w:tplc="04060011">
+      <w:start w:val="1"/>
+      <w:numFmt w:val="decimal"/>
+      <w:lvlText w:val="%1)"/>
+      <w:lvlJc w:val="left"/>
+      <w:pPr>
+        <w:ind w:left="720" w:hanging="360"/>
+      </w:pPr>
+      <w:rPr>
+        <w:rFonts w:hint="default"/>
+      </w:rPr>
+    </w:lvl>
+    <w:lvl w:ilvl="1" w:tplc="04060019">
+      <w:start w:val="1"/>
+      <w:numFmt w:val="lowerLetter"/>
+      <w:lvlText w:val="%2."/>
+      <w:lvlJc w:val="left"/>
+      <w:pPr>
+        <w:ind w:left="1440" w:hanging="360"/>
+      </w:pPr>
+    </w:lvl>
+    <w:lvl w:ilvl="2" w:tplc="0406001B" w:tentative="1">
+      <w:start w:val="1"/>
+      <w:numFmt w:val="lowerRoman"/>
+      <w:lvlText w:val="%3."/>
+      <w:lvlJc w:val="right"/>
+      <w:pPr>
+        <w:ind w:left="2160" w:hanging="180"/>
+      </w:pPr>
+    </w:lvl>
+    <w:lvl w:ilvl="3" w:tplc="0406000F" w:tentative="1">
+      <w:start w:val="1"/>
+      <w:numFmt w:val="decimal"/>
+      <w:lvlText w:val="%4."/>
+      <w:lvlJc w:val="left"/>
+      <w:pPr>
+        <w:ind w:left="2880" w:hanging="360"/>
+      </w:pPr>
+    </w:lvl>
+    <w:lvl w:ilvl="4" w:tplc="04060019" w:tentative="1">
+      <w:start w:val="1"/>
+      <w:numFmt w:val="lowerLetter"/>
+      <w:lvlText w:val="%5."/>
+      <w:lvlJc w:val="left"/>
+      <w:pPr>
+        <w:ind w:left="3600" w:hanging="360"/>
+      </w:pPr>
+    </w:lvl>
+    <w:lvl w:ilvl="5" w:tplc="0406001B" w:tentative="1">
+      <w:start w:val="1"/>
+      <w:numFmt w:val="lowerRoman"/>
+      <w:lvlText w:val="%6."/>
+      <w:lvlJc w:val="right"/>
+      <w:pPr>
+        <w:ind w:left="4320" w:hanging="180"/>
+      </w:pPr>
+    </w:lvl>
+    <w:lvl w:ilvl="6" w:tplc="0406000F" w:tentative="1">
+      <w:start w:val="1"/>
+      <w:numFmt w:val="decimal"/>
+      <w:lvlText w:val="%7."/>
+      <w:lvlJc w:val="left"/>
+      <w:pPr>
+        <w:ind w:left="5040" w:hanging="360"/>
+      </w:pPr>
+    </w:lvl>
+    <w:lvl w:ilvl="7" w:tplc="04060019" w:tentative="1">
+      <w:start w:val="1"/>
+      <w:numFmt w:val="lowerLetter"/>
+      <w:lvlText w:val="%8."/>
+      <w:lvlJc w:val="left"/>
+      <w:pPr>
+        <w:ind w:left="5760" w:hanging="360"/>
+      </w:pPr>
+    </w:lvl>
+    <w:lvl w:ilvl="8" w:tplc="0406001B" w:tentative="1">
+      <w:start w:val="1"/>
+      <w:numFmt w:val="lowerRoman"/>
+      <w:lvlText w:val="%9."/>
+      <w:lvlJc w:val="right"/>
+      <w:pPr>
+        <w:ind w:left="6480" w:hanging="180"/>
+      </w:pPr>
+    </w:lvl>
+  </w:abstractNum>
+  <w:abstractNum w:abstractNumId="16" w15:restartNumberingAfterBreak="0">
     <w:nsid w:val="34AC6D8A"/>
     <w:multiLevelType w:val="hybridMultilevel"/>
     <w:tmpl w:val="AC8E3294"/>
@@ -4629,7 +6447,7 @@
       </w:pPr>
     </w:lvl>
   </w:abstractNum>
-  <w:abstractNum w:abstractNumId="14" w15:restartNumberingAfterBreak="0">
+  <w:abstractNum w:abstractNumId="17" w15:restartNumberingAfterBreak="0">
     <w:nsid w:val="381A69F9"/>
     <w:multiLevelType w:val="hybridMultilevel"/>
     <w:tmpl w:val="74BE2F50"/>
@@ -4718,7 +6536,7 @@
       </w:pPr>
     </w:lvl>
   </w:abstractNum>
-  <w:abstractNum w:abstractNumId="15" w15:restartNumberingAfterBreak="0">
+  <w:abstractNum w:abstractNumId="18" w15:restartNumberingAfterBreak="0">
     <w:nsid w:val="3C554D7D"/>
     <w:multiLevelType w:val="hybridMultilevel"/>
     <w:tmpl w:val="1B9461DC"/>
@@ -4806,7 +6624,7 @@
       </w:pPr>
     </w:lvl>
   </w:abstractNum>
-  <w:abstractNum w:abstractNumId="16" w15:restartNumberingAfterBreak="0">
+  <w:abstractNum w:abstractNumId="19" w15:restartNumberingAfterBreak="0">
     <w:nsid w:val="3EBF6BE8"/>
     <w:multiLevelType w:val="hybridMultilevel"/>
     <w:tmpl w:val="CB7AADBA"/>
@@ -4892,7 +6710,7 @@
       </w:pPr>
     </w:lvl>
   </w:abstractNum>
-  <w:abstractNum w:abstractNumId="17" w15:restartNumberingAfterBreak="0">
+  <w:abstractNum w:abstractNumId="20" w15:restartNumberingAfterBreak="0">
     <w:nsid w:val="41C96CA0"/>
     <w:multiLevelType w:val="multilevel"/>
     <w:tmpl w:val="4AE6B0A8"/>
@@ -4978,7 +6796,7 @@
       </w:pPr>
     </w:lvl>
   </w:abstractNum>
-  <w:abstractNum w:abstractNumId="18" w15:restartNumberingAfterBreak="0">
+  <w:abstractNum w:abstractNumId="21" w15:restartNumberingAfterBreak="0">
     <w:nsid w:val="468B0253"/>
     <w:multiLevelType w:val="multilevel"/>
     <w:tmpl w:val="0406001D"/>
@@ -5064,7 +6882,7 @@
       </w:pPr>
     </w:lvl>
   </w:abstractNum>
-  <w:abstractNum w:abstractNumId="19" w15:restartNumberingAfterBreak="0">
+  <w:abstractNum w:abstractNumId="22" w15:restartNumberingAfterBreak="0">
     <w:nsid w:val="53F64870"/>
     <w:multiLevelType w:val="hybridMultilevel"/>
     <w:tmpl w:val="B4ACB57C"/>
@@ -5153,7 +6971,7 @@
       </w:pPr>
     </w:lvl>
   </w:abstractNum>
-  <w:abstractNum w:abstractNumId="20" w15:restartNumberingAfterBreak="0">
+  <w:abstractNum w:abstractNumId="23" w15:restartNumberingAfterBreak="0">
     <w:nsid w:val="55782F23"/>
     <w:multiLevelType w:val="hybridMultilevel"/>
     <w:tmpl w:val="C266384E"/>
@@ -5239,7 +7057,7 @@
       </w:pPr>
     </w:lvl>
   </w:abstractNum>
-  <w:abstractNum w:abstractNumId="21" w15:restartNumberingAfterBreak="0">
+  <w:abstractNum w:abstractNumId="24" w15:restartNumberingAfterBreak="0">
     <w:nsid w:val="55991ECA"/>
     <w:multiLevelType w:val="hybridMultilevel"/>
     <w:tmpl w:val="DCF431DC"/>
@@ -5328,7 +7146,7 @@
       </w:pPr>
     </w:lvl>
   </w:abstractNum>
-  <w:abstractNum w:abstractNumId="22" w15:restartNumberingAfterBreak="0">
+  <w:abstractNum w:abstractNumId="25" w15:restartNumberingAfterBreak="0">
     <w:nsid w:val="56007637"/>
     <w:multiLevelType w:val="hybridMultilevel"/>
     <w:tmpl w:val="CA3AA9B6"/>
@@ -5441,7 +7259,7 @@
       </w:rPr>
     </w:lvl>
   </w:abstractNum>
-  <w:abstractNum w:abstractNumId="23" w15:restartNumberingAfterBreak="0">
+  <w:abstractNum w:abstractNumId="26" w15:restartNumberingAfterBreak="0">
     <w:nsid w:val="5FDF28DE"/>
     <w:multiLevelType w:val="hybridMultilevel"/>
     <w:tmpl w:val="6492CD30"/>
@@ -5529,7 +7347,7 @@
       </w:pPr>
     </w:lvl>
   </w:abstractNum>
-  <w:abstractNum w:abstractNumId="24" w15:restartNumberingAfterBreak="0">
+  <w:abstractNum w:abstractNumId="27" w15:restartNumberingAfterBreak="0">
     <w:nsid w:val="68FA095D"/>
     <w:multiLevelType w:val="multilevel"/>
     <w:tmpl w:val="0406001D"/>
@@ -5615,7 +7433,7 @@
       </w:pPr>
     </w:lvl>
   </w:abstractNum>
-  <w:abstractNum w:abstractNumId="25" w15:restartNumberingAfterBreak="0">
+  <w:abstractNum w:abstractNumId="28" w15:restartNumberingAfterBreak="0">
     <w:nsid w:val="6A226D2F"/>
     <w:multiLevelType w:val="hybridMultilevel"/>
     <w:tmpl w:val="D68A2D76"/>
@@ -5701,7 +7519,7 @@
       </w:pPr>
     </w:lvl>
   </w:abstractNum>
-  <w:abstractNum w:abstractNumId="26" w15:restartNumberingAfterBreak="0">
+  <w:abstractNum w:abstractNumId="29" w15:restartNumberingAfterBreak="0">
     <w:nsid w:val="6C0B3EBB"/>
     <w:multiLevelType w:val="hybridMultilevel"/>
     <w:tmpl w:val="2D4E86F6"/>
@@ -5787,7 +7605,7 @@
       </w:pPr>
     </w:lvl>
   </w:abstractNum>
-  <w:abstractNum w:abstractNumId="27" w15:restartNumberingAfterBreak="0">
+  <w:abstractNum w:abstractNumId="30" w15:restartNumberingAfterBreak="0">
     <w:nsid w:val="6F3B086A"/>
     <w:multiLevelType w:val="hybridMultilevel"/>
     <w:tmpl w:val="F40E48A0"/>
@@ -5900,7 +7718,7 @@
       </w:rPr>
     </w:lvl>
   </w:abstractNum>
-  <w:abstractNum w:abstractNumId="28" w15:restartNumberingAfterBreak="0">
+  <w:abstractNum w:abstractNumId="31" w15:restartNumberingAfterBreak="0">
     <w:nsid w:val="774A25DD"/>
     <w:multiLevelType w:val="multilevel"/>
     <w:tmpl w:val="0406001D"/>
@@ -5986,7 +7804,7 @@
       </w:pPr>
     </w:lvl>
   </w:abstractNum>
-  <w:abstractNum w:abstractNumId="29" w15:restartNumberingAfterBreak="0">
+  <w:abstractNum w:abstractNumId="32" w15:restartNumberingAfterBreak="0">
     <w:nsid w:val="7C5058ED"/>
     <w:multiLevelType w:val="hybridMultilevel"/>
     <w:tmpl w:val="2D4E86F6"/>
@@ -6072,7 +7890,7 @@
       </w:pPr>
     </w:lvl>
   </w:abstractNum>
-  <w:abstractNum w:abstractNumId="30" w15:restartNumberingAfterBreak="0">
+  <w:abstractNum w:abstractNumId="33" w15:restartNumberingAfterBreak="0">
     <w:nsid w:val="7D516476"/>
     <w:multiLevelType w:val="hybridMultilevel"/>
     <w:tmpl w:val="2EB05A64"/>
@@ -6161,10 +7979,10 @@
     </w:lvl>
   </w:abstractNum>
   <w:num w:numId="1" w16cid:durableId="369190793">
-    <w:abstractNumId w:val="22"/>
+    <w:abstractNumId w:val="25"/>
   </w:num>
   <w:num w:numId="2" w16cid:durableId="1644501503">
-    <w:abstractNumId w:val="12"/>
+    <w:abstractNumId w:val="14"/>
   </w:num>
   <w:num w:numId="3" w16cid:durableId="1376738784">
     <w:abstractNumId w:val="4"/>
@@ -6173,52 +7991,52 @@
     <w:abstractNumId w:val="1"/>
   </w:num>
   <w:num w:numId="5" w16cid:durableId="878399936">
-    <w:abstractNumId w:val="27"/>
+    <w:abstractNumId w:val="30"/>
   </w:num>
   <w:num w:numId="6" w16cid:durableId="903756755">
-    <w:abstractNumId w:val="18"/>
+    <w:abstractNumId w:val="21"/>
   </w:num>
   <w:num w:numId="7" w16cid:durableId="1954897076">
-    <w:abstractNumId w:val="17"/>
+    <w:abstractNumId w:val="20"/>
   </w:num>
   <w:num w:numId="8" w16cid:durableId="1660304655">
-    <w:abstractNumId w:val="8"/>
+    <w:abstractNumId w:val="10"/>
   </w:num>
   <w:num w:numId="9" w16cid:durableId="2106069983">
     <w:abstractNumId w:val="0"/>
   </w:num>
   <w:num w:numId="10" w16cid:durableId="180122306">
-    <w:abstractNumId w:val="13"/>
+    <w:abstractNumId w:val="16"/>
   </w:num>
   <w:num w:numId="11" w16cid:durableId="1010913042">
-    <w:abstractNumId w:val="7"/>
+    <w:abstractNumId w:val="9"/>
   </w:num>
   <w:num w:numId="12" w16cid:durableId="1197308159">
-    <w:abstractNumId w:val="14"/>
+    <w:abstractNumId w:val="17"/>
   </w:num>
   <w:num w:numId="13" w16cid:durableId="912593185">
-    <w:abstractNumId w:val="19"/>
+    <w:abstractNumId w:val="22"/>
   </w:num>
   <w:num w:numId="14" w16cid:durableId="443840370">
-    <w:abstractNumId w:val="11"/>
+    <w:abstractNumId w:val="13"/>
   </w:num>
   <w:num w:numId="15" w16cid:durableId="1849100438">
     <w:abstractNumId w:val="3"/>
   </w:num>
   <w:num w:numId="16" w16cid:durableId="1957520656">
-    <w:abstractNumId w:val="25"/>
+    <w:abstractNumId w:val="28"/>
   </w:num>
   <w:num w:numId="17" w16cid:durableId="2040427779">
-    <w:abstractNumId w:val="21"/>
+    <w:abstractNumId w:val="24"/>
   </w:num>
   <w:num w:numId="18" w16cid:durableId="591165418">
-    <w:abstractNumId w:val="9"/>
+    <w:abstractNumId w:val="11"/>
   </w:num>
   <w:num w:numId="19" w16cid:durableId="976684809">
-    <w:abstractNumId w:val="6"/>
+    <w:abstractNumId w:val="8"/>
   </w:num>
   <w:num w:numId="20" w16cid:durableId="2048672729">
-    <w:abstractNumId w:val="15"/>
+    <w:abstractNumId w:val="18"/>
   </w:num>
   <w:num w:numId="21" w16cid:durableId="1569922603">
     <w:abstractNumId w:val="2"/>
@@ -6227,37 +8045,46 @@
     <w:abstractNumId w:val="5"/>
   </w:num>
   <w:num w:numId="23" w16cid:durableId="1141576757">
-    <w:abstractNumId w:val="24"/>
+    <w:abstractNumId w:val="27"/>
   </w:num>
   <w:num w:numId="24" w16cid:durableId="172498504">
-    <w:abstractNumId w:val="20"/>
+    <w:abstractNumId w:val="23"/>
   </w:num>
   <w:num w:numId="25" w16cid:durableId="2145846758">
+    <w:abstractNumId w:val="29"/>
+  </w:num>
+  <w:num w:numId="26" w16cid:durableId="1072699788">
+    <w:abstractNumId w:val="32"/>
+  </w:num>
+  <w:num w:numId="27" w16cid:durableId="1875803536">
+    <w:abstractNumId w:val="19"/>
+  </w:num>
+  <w:num w:numId="28" w16cid:durableId="344598208">
     <w:abstractNumId w:val="26"/>
   </w:num>
-  <w:num w:numId="26" w16cid:durableId="1072699788">
-    <w:abstractNumId w:val="29"/>
-  </w:num>
-  <w:num w:numId="27" w16cid:durableId="1875803536">
-    <w:abstractNumId w:val="16"/>
-  </w:num>
-  <w:num w:numId="28" w16cid:durableId="344598208">
-    <w:abstractNumId w:val="23"/>
-  </w:num>
   <w:num w:numId="29" w16cid:durableId="747533033">
-    <w:abstractNumId w:val="10"/>
+    <w:abstractNumId w:val="12"/>
   </w:num>
   <w:num w:numId="30" w16cid:durableId="1570383946">
-    <w:abstractNumId w:val="30"/>
+    <w:abstractNumId w:val="33"/>
   </w:num>
   <w:num w:numId="31" w16cid:durableId="1874071909">
-    <w:abstractNumId w:val="28"/>
+    <w:abstractNumId w:val="31"/>
+  </w:num>
+  <w:num w:numId="32" w16cid:durableId="952248137">
+    <w:abstractNumId w:val="6"/>
+  </w:num>
+  <w:num w:numId="33" w16cid:durableId="566919010">
+    <w:abstractNumId w:val="7"/>
+  </w:num>
+  <w:num w:numId="34" w16cid:durableId="1732659253">
+    <w:abstractNumId w:val="15"/>
   </w:num>
 </w:numbering>
 </file>
 
 <file path=word/styles.xml><?xml version="1.0" encoding="utf-8"?>
-<w:styles xmlns:mc="http://schemas.openxmlformats.org/markup-compatibility/2006" xmlns:r="http://schemas.openxmlformats.org/officeDocument/2006/relationships" xmlns:w="http://schemas.openxmlformats.org/wordprocessingml/2006/main" xmlns:w14="http://schemas.microsoft.com/office/word/2010/wordml" xmlns:w15="http://schemas.microsoft.com/office/word/2012/wordml" xmlns:w16cex="http://schemas.microsoft.com/office/word/2018/wordml/cex" xmlns:w16cid="http://schemas.microsoft.com/office/word/2016/wordml/cid" xmlns:w16="http://schemas.microsoft.com/office/word/2018/wordml" xmlns:w16du="http://schemas.microsoft.com/office/word/2023/wordml/word16du" xmlns:w16sdtdh="http://schemas.microsoft.com/office/word/2020/wordml/sdtdatahash" xmlns:w16se="http://schemas.microsoft.com/office/word/2015/wordml/symex" mc:Ignorable="w14 w15 w16se w16cid w16 w16cex w16sdtdh w16du">
+<w:styles xmlns:mc="http://schemas.openxmlformats.org/markup-compatibility/2006" xmlns:r="http://schemas.openxmlformats.org/officeDocument/2006/relationships" xmlns:w="http://schemas.openxmlformats.org/wordprocessingml/2006/main" xmlns:w14="http://schemas.microsoft.com/office/word/2010/wordml" xmlns:w15="http://schemas.microsoft.com/office/word/2012/wordml" xmlns:w16cex="http://schemas.microsoft.com/office/word/2018/wordml/cex" xmlns:w16cid="http://schemas.microsoft.com/office/word/2016/wordml/cid" xmlns:w16="http://schemas.microsoft.com/office/word/2018/wordml" xmlns:w16du="http://schemas.microsoft.com/office/word/2023/wordml/word16du" xmlns:w16sdtdh="http://schemas.microsoft.com/office/word/2020/wordml/sdtdatahash" xmlns:w16sdtfl="http://schemas.microsoft.com/office/word/2024/wordml/sdtformatlock" xmlns:w16se="http://schemas.microsoft.com/office/word/2015/wordml/symex" mc:Ignorable="w14 w15 w16se w16cid w16 w16cex w16sdtdh w16sdtfl w16du">
   <w:docDefaults>
     <w:rPrDefault>
       <w:rPr>
@@ -6654,6 +8481,7 @@
   <w:style w:type="paragraph" w:default="1" w:styleId="Normal">
     <w:name w:val="Normal"/>
     <w:qFormat/>
+    <w:rsid w:val="007771E5"/>
   </w:style>
   <w:style w:type="paragraph" w:styleId="Heading2">
     <w:name w:val="heading 2"/>

--- a/Exercises/Exercises Metataxonomy.docx
+++ b/Exercises/Exercises Metataxonomy.docx
@@ -4199,11 +4199,8 @@
     <w:p>
       <w:pPr>
         <w:pStyle w:val="ListParagraph"/>
-        <w:numPr>
-          <w:ilvl w:val="0"/>
-          <w:numId w:val="33"/>
-        </w:numPr>
-        <w:spacing w:line="360" w:lineRule="auto"/>
+        <w:spacing w:line="360" w:lineRule="auto"/>
+        <w:ind w:left="1440"/>
         <w:rPr>
           <w:sz w:val="20"/>
           <w:szCs w:val="20"/>
@@ -4246,7 +4243,7 @@
           <w:szCs w:val="20"/>
           <w:lang w:val="en-US"/>
         </w:rPr>
-        <w:t xml:space="preserve"> = "https://raw.githubusercontent.com/mikaells/SlovSchool2024/main/Metataxonomics/TAX_clean.csv", </w:t>
+        <w:t xml:space="preserve"> = "https://raw.githubusercontent.com/mikaells/SlovSchool2024/main/Metataxonomics/MetataxonomicStatistics.R", </w:t>
       </w:r>
       <w:proofErr w:type="spellStart"/>
       <w:r>
@@ -4264,7 +4261,25 @@
           <w:szCs w:val="20"/>
           <w:lang w:val="en-US"/>
         </w:rPr>
-        <w:t xml:space="preserve"> = "TAX_clean.csv")</w:t>
+        <w:t xml:space="preserve"> = "</w:t>
+      </w:r>
+      <w:proofErr w:type="spellStart"/>
+      <w:r>
+        <w:rPr>
+          <w:sz w:val="20"/>
+          <w:szCs w:val="20"/>
+          <w:lang w:val="en-US"/>
+        </w:rPr>
+        <w:t>MetataxonomicStatistics.R</w:t>
+      </w:r>
+      <w:proofErr w:type="spellEnd"/>
+      <w:r>
+        <w:rPr>
+          <w:sz w:val="20"/>
+          <w:szCs w:val="20"/>
+          <w:lang w:val="en-US"/>
+        </w:rPr>
+        <w:t>")</w:t>
       </w:r>
     </w:p>
     <w:p>
